--- a/docs/SIDESA-CM_PRD_Final.docx
+++ b/docs/SIDESA-CM_PRD_Final.docx
@@ -5577,7 +5577,7 @@
         <w:pStyle w:val="Heading2"/>
       </w:pPr>
       <w:r>
-        <w:t xml:space="preserve"> 7.5 Modul Jenis Layanan, Slot, dan Kuota</w:t>
+        <w:t xml:space="preserve"> 7.5 Modul Slot Waktu dan Ketersediaan</w:t>
       </w:r>
     </w:p>
     <w:tbl>
@@ -5595,7 +5595,7 @@
       <w:tr>
         <w:tc>
           <w:tcPr>
-            <w:tcW w:type="dxa" w:w="876"/>
+            <w:tcW w:type="dxa" w:w="858"/>
             <w:shd w:val="clear" w:fill="1F3A5F"/>
             <w:tcMar>
               <w:top w:w="40" w:type="dxa"/>
@@ -5624,7 +5624,7 @@
         </w:tc>
         <w:tc>
           <w:tcPr>
-            <w:tcW w:type="dxa" w:w="8478"/>
+            <w:tcW w:type="dxa" w:w="8496"/>
             <w:shd w:val="clear" w:fill="1F3A5F"/>
             <w:tcMar>
               <w:top w:w="40" w:type="dxa"/>
@@ -5655,7 +5655,7 @@
       <w:tr>
         <w:tc>
           <w:tcPr>
-            <w:tcW w:type="dxa" w:w="876"/>
+            <w:tcW w:type="dxa" w:w="858"/>
             <w:tcMar>
               <w:top w:w="40" w:type="dxa"/>
               <w:bottom w:w="40" w:type="dxa"/>
@@ -5679,25 +5679,25 @@
         </w:tc>
         <w:tc>
           <w:tcPr>
-            <w:tcW w:type="dxa" w:w="8478"/>
-            <w:tcMar>
-              <w:top w:w="40" w:type="dxa"/>
-              <w:bottom w:w="40" w:type="dxa"/>
-              <w:start w:w="80" w:type="dxa"/>
-              <w:end w:w="80" w:type="dxa"/>
-            </w:tcMar>
-          </w:tcPr>
-          <w:p>
-            <w:r>
-              <w:rPr>
-                <w:sz w:val="19"/>
-              </w:rPr>
-            </w:r>
-            <w:r>
-              <w:rPr>
-                <w:sz w:val="19"/>
-              </w:rPr>
-              <w:t>Operator dapat mendefinisikan jenis layanan beserta perkiraan durasi pelayanannya</w:t>
+            <w:tcW w:type="dxa" w:w="8496"/>
+            <w:tcMar>
+              <w:top w:w="40" w:type="dxa"/>
+              <w:bottom w:w="40" w:type="dxa"/>
+              <w:start w:w="80" w:type="dxa"/>
+              <w:end w:w="80" w:type="dxa"/>
+            </w:tcMar>
+          </w:tcPr>
+          <w:p>
+            <w:r>
+              <w:rPr>
+                <w:sz w:val="19"/>
+              </w:rPr>
+            </w:r>
+            <w:r>
+              <w:rPr>
+                <w:sz w:val="19"/>
+              </w:rPr>
+              <w:t>Operator dapat menetapkan hari dan jam layanan beserta panjang satu slot waktu</w:t>
             </w:r>
           </w:p>
         </w:tc>
@@ -5705,7 +5705,7 @@
       <w:tr>
         <w:tc>
           <w:tcPr>
-            <w:tcW w:type="dxa" w:w="876"/>
+            <w:tcW w:type="dxa" w:w="858"/>
             <w:tcMar>
               <w:top w:w="40" w:type="dxa"/>
               <w:bottom w:w="40" w:type="dxa"/>
@@ -5730,7 +5730,7 @@
         </w:tc>
         <w:tc>
           <w:tcPr>
-            <w:tcW w:type="dxa" w:w="8478"/>
+            <w:tcW w:type="dxa" w:w="8496"/>
             <w:tcMar>
               <w:top w:w="40" w:type="dxa"/>
               <w:bottom w:w="40" w:type="dxa"/>
@@ -5749,7 +5749,7 @@
               <w:rPr>
                 <w:sz w:val="19"/>
               </w:rPr>
-              <w:t>Operator dapat menetapkan hari dan jam layanan, termasuk hari libur atau agenda luar kantor</w:t>
+              <w:t>Sistem membangkitkan slot yang dapat dipesan berdasarkan jam layanan dan panjang slot</w:t>
             </w:r>
           </w:p>
         </w:tc>
@@ -5757,7 +5757,7 @@
       <w:tr>
         <w:tc>
           <w:tcPr>
-            <w:tcW w:type="dxa" w:w="876"/>
+            <w:tcW w:type="dxa" w:w="858"/>
             <w:tcMar>
               <w:top w:w="40" w:type="dxa"/>
               <w:bottom w:w="40" w:type="dxa"/>
@@ -5781,25 +5781,25 @@
         </w:tc>
         <w:tc>
           <w:tcPr>
-            <w:tcW w:type="dxa" w:w="8478"/>
-            <w:tcMar>
-              <w:top w:w="40" w:type="dxa"/>
-              <w:bottom w:w="40" w:type="dxa"/>
-              <w:start w:w="80" w:type="dxa"/>
-              <w:end w:w="80" w:type="dxa"/>
-            </w:tcMar>
-          </w:tcPr>
-          <w:p>
-            <w:r>
-              <w:rPr>
-                <w:sz w:val="19"/>
-              </w:rPr>
-            </w:r>
-            <w:r>
-              <w:rPr>
-                <w:sz w:val="19"/>
-              </w:rPr>
-              <w:t>Operator dapat menetapkan kuota harian per jenis layanan</w:t>
+            <w:tcW w:type="dxa" w:w="8496"/>
+            <w:tcMar>
+              <w:top w:w="40" w:type="dxa"/>
+              <w:bottom w:w="40" w:type="dxa"/>
+              <w:start w:w="80" w:type="dxa"/>
+              <w:end w:w="80" w:type="dxa"/>
+            </w:tcMar>
+          </w:tcPr>
+          <w:p>
+            <w:r>
+              <w:rPr>
+                <w:sz w:val="19"/>
+              </w:rPr>
+            </w:r>
+            <w:r>
+              <w:rPr>
+                <w:sz w:val="19"/>
+              </w:rPr>
+              <w:t>Operator dapat menutup slot tertentu, misalnya karena kegiatan insidental Kepala Desa</w:t>
             </w:r>
           </w:p>
         </w:tc>
@@ -5807,7 +5807,7 @@
       <w:tr>
         <w:tc>
           <w:tcPr>
-            <w:tcW w:type="dxa" w:w="876"/>
+            <w:tcW w:type="dxa" w:w="858"/>
             <w:tcMar>
               <w:top w:w="40" w:type="dxa"/>
               <w:bottom w:w="40" w:type="dxa"/>
@@ -5832,7 +5832,7 @@
         </w:tc>
         <w:tc>
           <w:tcPr>
-            <w:tcW w:type="dxa" w:w="8478"/>
+            <w:tcW w:type="dxa" w:w="8496"/>
             <w:tcMar>
               <w:top w:w="40" w:type="dxa"/>
               <w:bottom w:w="40" w:type="dxa"/>
@@ -5851,7 +5851,7 @@
               <w:rPr>
                 <w:sz w:val="19"/>
               </w:rPr>
-              <w:t>Sistem menolak pemesanan yang melampaui kuota atau berada di luar jam layanan</w:t>
+              <w:t>Sistem menolak pemesanan pada slot yang sudah diklaim, ditutup, atau berada di luar jam layanan</w:t>
             </w:r>
           </w:p>
         </w:tc>
@@ -5859,7 +5859,7 @@
       <w:tr>
         <w:tc>
           <w:tcPr>
-            <w:tcW w:type="dxa" w:w="876"/>
+            <w:tcW w:type="dxa" w:w="858"/>
             <w:tcMar>
               <w:top w:w="40" w:type="dxa"/>
               <w:bottom w:w="40" w:type="dxa"/>
@@ -5883,25 +5883,25 @@
         </w:tc>
         <w:tc>
           <w:tcPr>
-            <w:tcW w:type="dxa" w:w="8478"/>
-            <w:tcMar>
-              <w:top w:w="40" w:type="dxa"/>
-              <w:bottom w:w="40" w:type="dxa"/>
-              <w:start w:w="80" w:type="dxa"/>
-              <w:end w:w="80" w:type="dxa"/>
-            </w:tcMar>
-          </w:tcPr>
-          <w:p>
-            <w:r>
-              <w:rPr>
-                <w:sz w:val="19"/>
-              </w:rPr>
-            </w:r>
-            <w:r>
-              <w:rPr>
-                <w:sz w:val="19"/>
-              </w:rPr>
-              <w:t>Sistem menolak dua pemesanan terkonfirmasi pada slot waktu yang sama</w:t>
+            <w:tcW w:type="dxa" w:w="8496"/>
+            <w:tcMar>
+              <w:top w:w="40" w:type="dxa"/>
+              <w:bottom w:w="40" w:type="dxa"/>
+              <w:start w:w="80" w:type="dxa"/>
+              <w:end w:w="80" w:type="dxa"/>
+            </w:tcMar>
+          </w:tcPr>
+          <w:p>
+            <w:r>
+              <w:rPr>
+                <w:sz w:val="19"/>
+              </w:rPr>
+            </w:r>
+            <w:r>
+              <w:rPr>
+                <w:sz w:val="19"/>
+              </w:rPr>
+              <w:t>Satu slot hanya dapat diklaim oleh satu janji temu</w:t>
             </w:r>
           </w:p>
         </w:tc>
@@ -5909,7 +5909,7 @@
       <w:tr>
         <w:tc>
           <w:tcPr>
-            <w:tcW w:type="dxa" w:w="876"/>
+            <w:tcW w:type="dxa" w:w="858"/>
             <w:tcMar>
               <w:top w:w="40" w:type="dxa"/>
               <w:bottom w:w="40" w:type="dxa"/>
@@ -5934,7 +5934,7 @@
         </w:tc>
         <w:tc>
           <w:tcPr>
-            <w:tcW w:type="dxa" w:w="8478"/>
+            <w:tcW w:type="dxa" w:w="8496"/>
             <w:tcMar>
               <w:top w:w="40" w:type="dxa"/>
               <w:bottom w:w="40" w:type="dxa"/>
@@ -5953,7 +5953,57 @@
               <w:rPr>
                 <w:sz w:val="19"/>
               </w:rPr>
-              <w:t>Perubahan jadwal yang berdampak pada tiket terbit memicu pemberitahuan kepada warga terkait</w:t>
+              <w:t>Penutupan slot memindahkan janji temu terdampak ke status usulan penjadwalan ulang, disertai usulan slot pengganti dan pemberitahuan kepada warga</w:t>
+            </w:r>
+          </w:p>
+        </w:tc>
+      </w:tr>
+      <w:tr>
+        <w:tc>
+          <w:tcPr>
+            <w:tcW w:type="dxa" w:w="858"/>
+            <w:tcMar>
+              <w:top w:w="40" w:type="dxa"/>
+              <w:bottom w:w="40" w:type="dxa"/>
+              <w:start w:w="80" w:type="dxa"/>
+              <w:end w:w="80" w:type="dxa"/>
+            </w:tcMar>
+          </w:tcPr>
+          <w:p>
+            <w:r>
+              <w:rPr>
+                <w:sz w:val="19"/>
+              </w:rPr>
+            </w:r>
+            <w:r>
+              <w:rPr>
+                <w:sz w:val="19"/>
+              </w:rPr>
+              <w:t>FR-507</w:t>
+            </w:r>
+          </w:p>
+        </w:tc>
+        <w:tc>
+          <w:tcPr>
+            <w:tcW w:type="dxa" w:w="8496"/>
+            <w:tcMar>
+              <w:top w:w="40" w:type="dxa"/>
+              <w:bottom w:w="40" w:type="dxa"/>
+              <w:start w:w="80" w:type="dxa"/>
+              <w:end w:w="80" w:type="dxa"/>
+            </w:tcMar>
+          </w:tcPr>
+          <w:p>
+            <w:r>
+              <w:rPr>
+                <w:sz w:val="19"/>
+              </w:rPr>
+            </w:r>
+            <w:r>
+              <w:rPr>
+                <w:sz w:val="19"/>
+              </w:rPr>
+              <w:t>Warga dapat menerima atau menolak usulan slot pengganti; penolakan membatalkan janji temu dan membebaskan slot</w:t>
             </w:r>
           </w:p>
         </w:tc>
@@ -5983,7 +6033,7 @@
       <w:tr>
         <w:tc>
           <w:tcPr>
-            <w:tcW w:type="dxa" w:w="873"/>
+            <w:tcW w:type="dxa" w:w="854"/>
             <w:shd w:val="clear" w:fill="1F3A5F"/>
             <w:tcMar>
               <w:top w:w="40" w:type="dxa"/>
@@ -6012,7 +6062,7 @@
         </w:tc>
         <w:tc>
           <w:tcPr>
-            <w:tcW w:type="dxa" w:w="8482"/>
+            <w:tcW w:type="dxa" w:w="8501"/>
             <w:shd w:val="clear" w:fill="1F3A5F"/>
             <w:tcMar>
               <w:top w:w="40" w:type="dxa"/>
@@ -6043,7 +6093,7 @@
       <w:tr>
         <w:tc>
           <w:tcPr>
-            <w:tcW w:type="dxa" w:w="873"/>
+            <w:tcW w:type="dxa" w:w="854"/>
             <w:tcMar>
               <w:top w:w="40" w:type="dxa"/>
               <w:bottom w:w="40" w:type="dxa"/>
@@ -6067,25 +6117,25 @@
         </w:tc>
         <w:tc>
           <w:tcPr>
-            <w:tcW w:type="dxa" w:w="8482"/>
-            <w:tcMar>
-              <w:top w:w="40" w:type="dxa"/>
-              <w:bottom w:w="40" w:type="dxa"/>
-              <w:start w:w="80" w:type="dxa"/>
-              <w:end w:w="80" w:type="dxa"/>
-            </w:tcMar>
-          </w:tcPr>
-          <w:p>
-            <w:r>
-              <w:rPr>
-                <w:sz w:val="19"/>
-              </w:rPr>
-            </w:r>
-            <w:r>
-              <w:rPr>
-                <w:sz w:val="19"/>
-              </w:rPr>
-              <w:t>Warga dapat memesan dengan memilih jenis layanan dan tanggal, serta slot bila tersedia</w:t>
+            <w:tcW w:type="dxa" w:w="8501"/>
+            <w:tcMar>
+              <w:top w:w="40" w:type="dxa"/>
+              <w:bottom w:w="40" w:type="dxa"/>
+              <w:start w:w="80" w:type="dxa"/>
+              <w:end w:w="80" w:type="dxa"/>
+            </w:tcMar>
+          </w:tcPr>
+          <w:p>
+            <w:r>
+              <w:rPr>
+                <w:sz w:val="19"/>
+              </w:rPr>
+            </w:r>
+            <w:r>
+              <w:rPr>
+                <w:sz w:val="19"/>
+              </w:rPr>
+              <w:t>Warga dapat memesan dengan memilih tanggal dan slot waktu yang tersedia</w:t>
             </w:r>
           </w:p>
         </w:tc>
@@ -6093,7 +6143,7 @@
       <w:tr>
         <w:tc>
           <w:tcPr>
-            <w:tcW w:type="dxa" w:w="873"/>
+            <w:tcW w:type="dxa" w:w="854"/>
             <w:tcMar>
               <w:top w:w="40" w:type="dxa"/>
               <w:bottom w:w="40" w:type="dxa"/>
@@ -6118,7 +6168,7 @@
         </w:tc>
         <w:tc>
           <w:tcPr>
-            <w:tcW w:type="dxa" w:w="8482"/>
+            <w:tcW w:type="dxa" w:w="8501"/>
             <w:tcMar>
               <w:top w:w="40" w:type="dxa"/>
               <w:bottom w:w="40" w:type="dxa"/>
@@ -6137,7 +6187,7 @@
               <w:rPr>
                 <w:sz w:val="19"/>
               </w:rPr>
-              <w:t>Sistem menerbitkan nomor antrean yang unik untuk kombinasi tanggal dan jenis layanan</w:t>
+              <w:t>Sistem menerbitkan nomor urut harian yang unik untuk setiap janji temu pada tanggal tersebut</w:t>
             </w:r>
           </w:p>
         </w:tc>
@@ -6145,7 +6195,7 @@
       <w:tr>
         <w:tc>
           <w:tcPr>
-            <w:tcW w:type="dxa" w:w="873"/>
+            <w:tcW w:type="dxa" w:w="854"/>
             <w:tcMar>
               <w:top w:w="40" w:type="dxa"/>
               <w:bottom w:w="40" w:type="dxa"/>
@@ -6169,7 +6219,7 @@
         </w:tc>
         <w:tc>
           <w:tcPr>
-            <w:tcW w:type="dxa" w:w="8482"/>
+            <w:tcW w:type="dxa" w:w="8501"/>
             <w:tcMar>
               <w:top w:w="40" w:type="dxa"/>
               <w:bottom w:w="40" w:type="dxa"/>
@@ -6195,7 +6245,7 @@
       <w:tr>
         <w:tc>
           <w:tcPr>
-            <w:tcW w:type="dxa" w:w="873"/>
+            <w:tcW w:type="dxa" w:w="854"/>
             <w:tcMar>
               <w:top w:w="40" w:type="dxa"/>
               <w:bottom w:w="40" w:type="dxa"/>
@@ -6220,7 +6270,7 @@
         </w:tc>
         <w:tc>
           <w:tcPr>
-            <w:tcW w:type="dxa" w:w="8482"/>
+            <w:tcW w:type="dxa" w:w="8501"/>
             <w:tcMar>
               <w:top w:w="40" w:type="dxa"/>
               <w:bottom w:w="40" w:type="dxa"/>
@@ -6247,7 +6297,7 @@
       <w:tr>
         <w:tc>
           <w:tcPr>
-            <w:tcW w:type="dxa" w:w="873"/>
+            <w:tcW w:type="dxa" w:w="854"/>
             <w:tcMar>
               <w:top w:w="40" w:type="dxa"/>
               <w:bottom w:w="40" w:type="dxa"/>
@@ -6271,7 +6321,7 @@
         </w:tc>
         <w:tc>
           <w:tcPr>
-            <w:tcW w:type="dxa" w:w="8482"/>
+            <w:tcW w:type="dxa" w:w="8501"/>
             <w:tcMar>
               <w:top w:w="40" w:type="dxa"/>
               <w:bottom w:w="40" w:type="dxa"/>
@@ -6297,7 +6347,7 @@
       <w:tr>
         <w:tc>
           <w:tcPr>
-            <w:tcW w:type="dxa" w:w="873"/>
+            <w:tcW w:type="dxa" w:w="854"/>
             <w:tcMar>
               <w:top w:w="40" w:type="dxa"/>
               <w:bottom w:w="40" w:type="dxa"/>
@@ -6322,7 +6372,7 @@
         </w:tc>
         <w:tc>
           <w:tcPr>
-            <w:tcW w:type="dxa" w:w="8482"/>
+            <w:tcW w:type="dxa" w:w="8501"/>
             <w:tcMar>
               <w:top w:w="40" w:type="dxa"/>
               <w:bottom w:w="40" w:type="dxa"/>
@@ -6341,7 +6391,109 @@
               <w:rPr>
                 <w:sz w:val="19"/>
               </w:rPr>
-              <w:t>Sistem membatasi jumlah tiket aktif per warga untuk mencegah penumpukan pemesanan</w:t>
+              <w:t>Sistem membatasi jumlah janji temu aktif per warga untuk mencegah penumpukan pemesanan</w:t>
+            </w:r>
+          </w:p>
+        </w:tc>
+      </w:tr>
+      <w:tr>
+        <w:tc>
+          <w:tcPr>
+            <w:tcW w:type="dxa" w:w="854"/>
+            <w:tcMar>
+              <w:top w:w="40" w:type="dxa"/>
+              <w:bottom w:w="40" w:type="dxa"/>
+              <w:start w:w="80" w:type="dxa"/>
+              <w:end w:w="80" w:type="dxa"/>
+            </w:tcMar>
+          </w:tcPr>
+          <w:p>
+            <w:r>
+              <w:rPr>
+                <w:sz w:val="19"/>
+              </w:rPr>
+            </w:r>
+            <w:r>
+              <w:rPr>
+                <w:sz w:val="19"/>
+              </w:rPr>
+              <w:t>FR-607</w:t>
+            </w:r>
+          </w:p>
+        </w:tc>
+        <w:tc>
+          <w:tcPr>
+            <w:tcW w:type="dxa" w:w="8501"/>
+            <w:tcMar>
+              <w:top w:w="40" w:type="dxa"/>
+              <w:bottom w:w="40" w:type="dxa"/>
+              <w:start w:w="80" w:type="dxa"/>
+              <w:end w:w="80" w:type="dxa"/>
+            </w:tcMar>
+          </w:tcPr>
+          <w:p>
+            <w:r>
+              <w:rPr>
+                <w:sz w:val="19"/>
+              </w:rPr>
+            </w:r>
+            <w:r>
+              <w:rPr>
+                <w:sz w:val="19"/>
+              </w:rPr>
+              <w:t>Operator dapat mencatat warga yang datang langsung sebagai janji temu pada slot yang masih kosong</w:t>
+            </w:r>
+          </w:p>
+        </w:tc>
+      </w:tr>
+      <w:tr>
+        <w:tc>
+          <w:tcPr>
+            <w:tcW w:type="dxa" w:w="854"/>
+            <w:tcMar>
+              <w:top w:w="40" w:type="dxa"/>
+              <w:bottom w:w="40" w:type="dxa"/>
+              <w:start w:w="80" w:type="dxa"/>
+              <w:end w:w="80" w:type="dxa"/>
+            </w:tcMar>
+            <w:shd w:val="clear" w:fill="EEF2F7"/>
+          </w:tcPr>
+          <w:p>
+            <w:r>
+              <w:rPr>
+                <w:sz w:val="19"/>
+              </w:rPr>
+            </w:r>
+            <w:r>
+              <w:rPr>
+                <w:sz w:val="19"/>
+              </w:rPr>
+              <w:t>FR-608</w:t>
+            </w:r>
+          </w:p>
+        </w:tc>
+        <w:tc>
+          <w:tcPr>
+            <w:tcW w:type="dxa" w:w="8501"/>
+            <w:tcMar>
+              <w:top w:w="40" w:type="dxa"/>
+              <w:bottom w:w="40" w:type="dxa"/>
+              <w:start w:w="80" w:type="dxa"/>
+              <w:end w:w="80" w:type="dxa"/>
+            </w:tcMar>
+            <w:shd w:val="clear" w:fill="EEF2F7"/>
+          </w:tcPr>
+          <w:p>
+            <w:r>
+              <w:rPr>
+                <w:sz w:val="19"/>
+              </w:rPr>
+            </w:r>
+            <w:r>
+              <w:rPr>
+                <w:sz w:val="19"/>
+              </w:rPr>
+              <w:t>Slot yang telah diklaim melalui aplikasi tidak dapat diambil alih oleh pencatatan warga yang datang langsung, sehingga pemesan aplikasi terprioritaskan secara struktural</w:t>
             </w:r>
           </w:p>
         </w:tc>
@@ -7281,7 +7433,7 @@
         <w:pStyle w:val="Heading2"/>
       </w:pPr>
       <w:r>
-        <w:t xml:space="preserve"> 7.9 Modul Check-in dan Riwayat</w:t>
+        <w:t xml:space="preserve"> 7.9 Modul Penampil Publik di Kantor Desa</w:t>
       </w:r>
     </w:p>
     <w:tbl>
@@ -7299,7 +7451,7 @@
       <w:tr>
         <w:tc>
           <w:tcPr>
-            <w:tcW w:type="dxa" w:w="882"/>
+            <w:tcW w:type="dxa" w:w="861"/>
             <w:shd w:val="clear" w:fill="1F3A5F"/>
             <w:tcMar>
               <w:top w:w="40" w:type="dxa"/>
@@ -7328,7 +7480,7 @@
         </w:tc>
         <w:tc>
           <w:tcPr>
-            <w:tcW w:type="dxa" w:w="8473"/>
+            <w:tcW w:type="dxa" w:w="8493"/>
             <w:shd w:val="clear" w:fill="1F3A5F"/>
             <w:tcMar>
               <w:top w:w="40" w:type="dxa"/>
@@ -7359,49 +7511,49 @@
       <w:tr>
         <w:tc>
           <w:tcPr>
-            <w:tcW w:type="dxa" w:w="882"/>
-            <w:tcMar>
-              <w:top w:w="40" w:type="dxa"/>
-              <w:bottom w:w="40" w:type="dxa"/>
-              <w:start w:w="80" w:type="dxa"/>
-              <w:end w:w="80" w:type="dxa"/>
-            </w:tcMar>
-          </w:tcPr>
-          <w:p>
-            <w:r>
-              <w:rPr>
-                <w:sz w:val="19"/>
-              </w:rPr>
-            </w:r>
-            <w:r>
-              <w:rPr>
-                <w:sz w:val="19"/>
-              </w:rPr>
-              <w:t>FR-901</w:t>
-            </w:r>
-          </w:p>
-        </w:tc>
-        <w:tc>
-          <w:tcPr>
-            <w:tcW w:type="dxa" w:w="8473"/>
-            <w:tcMar>
-              <w:top w:w="40" w:type="dxa"/>
-              <w:bottom w:w="40" w:type="dxa"/>
-              <w:start w:w="80" w:type="dxa"/>
-              <w:end w:w="80" w:type="dxa"/>
-            </w:tcMar>
-          </w:tcPr>
-          <w:p>
-            <w:r>
-              <w:rPr>
-                <w:sz w:val="19"/>
-              </w:rPr>
-            </w:r>
-            <w:r>
-              <w:rPr>
-                <w:sz w:val="19"/>
-              </w:rPr>
-              <w:t>Warga atau operator dapat menandai kehadiran warga saat tiba di kantor desa</w:t>
+            <w:tcW w:type="dxa" w:w="861"/>
+            <w:tcMar>
+              <w:top w:w="40" w:type="dxa"/>
+              <w:bottom w:w="40" w:type="dxa"/>
+              <w:start w:w="80" w:type="dxa"/>
+              <w:end w:w="80" w:type="dxa"/>
+            </w:tcMar>
+          </w:tcPr>
+          <w:p>
+            <w:r>
+              <w:rPr>
+                <w:sz w:val="19"/>
+              </w:rPr>
+            </w:r>
+            <w:r>
+              <w:rPr>
+                <w:sz w:val="19"/>
+              </w:rPr>
+              <w:t>FR-851</w:t>
+            </w:r>
+          </w:p>
+        </w:tc>
+        <w:tc>
+          <w:tcPr>
+            <w:tcW w:type="dxa" w:w="8493"/>
+            <w:tcMar>
+              <w:top w:w="40" w:type="dxa"/>
+              <w:bottom w:w="40" w:type="dxa"/>
+              <w:start w:w="80" w:type="dxa"/>
+              <w:end w:w="80" w:type="dxa"/>
+            </w:tcMar>
+          </w:tcPr>
+          <w:p>
+            <w:r>
+              <w:rPr>
+                <w:sz w:val="19"/>
+              </w:rPr>
+            </w:r>
+            <w:r>
+              <w:rPr>
+                <w:sz w:val="19"/>
+              </w:rPr>
+              <w:t>Tersedia halaman baca-saja tanpa autentikasi yang menampilkan nomor yang sedang dilayani, slot berjalan, dan daftar nomor berikutnya</w:t>
             </w:r>
           </w:p>
         </w:tc>
@@ -7409,7 +7561,7 @@
       <w:tr>
         <w:tc>
           <w:tcPr>
-            <w:tcW w:type="dxa" w:w="882"/>
+            <w:tcW w:type="dxa" w:w="861"/>
             <w:tcMar>
               <w:top w:w="40" w:type="dxa"/>
               <w:bottom w:w="40" w:type="dxa"/>
@@ -7428,13 +7580,13 @@
               <w:rPr>
                 <w:sz w:val="19"/>
               </w:rPr>
-              <w:t>FR-902</w:t>
-            </w:r>
-          </w:p>
-        </w:tc>
-        <w:tc>
-          <w:tcPr>
-            <w:tcW w:type="dxa" w:w="8473"/>
+              <w:t>FR-852</w:t>
+            </w:r>
+          </w:p>
+        </w:tc>
+        <w:tc>
+          <w:tcPr>
+            <w:tcW w:type="dxa" w:w="8493"/>
             <w:tcMar>
               <w:top w:w="40" w:type="dxa"/>
               <w:bottom w:w="40" w:type="dxa"/>
@@ -7453,7 +7605,7 @@
               <w:rPr>
                 <w:sz w:val="19"/>
               </w:rPr>
-              <w:t>Check-in hanya berlaku untuk tiket yang telah dikonfirmasi</w:t>
+              <w:t>Halaman tersebut menyegarkan data secara berkala tanpa perlu dimuat ulang secara manual</w:t>
             </w:r>
           </w:p>
         </w:tc>
@@ -7461,49 +7613,49 @@
       <w:tr>
         <w:tc>
           <w:tcPr>
-            <w:tcW w:type="dxa" w:w="882"/>
-            <w:tcMar>
-              <w:top w:w="40" w:type="dxa"/>
-              <w:bottom w:w="40" w:type="dxa"/>
-              <w:start w:w="80" w:type="dxa"/>
-              <w:end w:w="80" w:type="dxa"/>
-            </w:tcMar>
-          </w:tcPr>
-          <w:p>
-            <w:r>
-              <w:rPr>
-                <w:sz w:val="19"/>
-              </w:rPr>
-            </w:r>
-            <w:r>
-              <w:rPr>
-                <w:sz w:val="19"/>
-              </w:rPr>
-              <w:t>FR-903</w:t>
-            </w:r>
-          </w:p>
-        </w:tc>
-        <w:tc>
-          <w:tcPr>
-            <w:tcW w:type="dxa" w:w="8473"/>
-            <w:tcMar>
-              <w:top w:w="40" w:type="dxa"/>
-              <w:bottom w:w="40" w:type="dxa"/>
-              <w:start w:w="80" w:type="dxa"/>
-              <w:end w:w="80" w:type="dxa"/>
-            </w:tcMar>
-          </w:tcPr>
-          <w:p>
-            <w:r>
-              <w:rPr>
-                <w:sz w:val="19"/>
-              </w:rPr>
-            </w:r>
-            <w:r>
-              <w:rPr>
-                <w:sz w:val="19"/>
-              </w:rPr>
-              <w:t>Warga dapat melihat riwayat pemesanan dan kunjungannya</w:t>
+            <w:tcW w:type="dxa" w:w="861"/>
+            <w:tcMar>
+              <w:top w:w="40" w:type="dxa"/>
+              <w:bottom w:w="40" w:type="dxa"/>
+              <w:start w:w="80" w:type="dxa"/>
+              <w:end w:w="80" w:type="dxa"/>
+            </w:tcMar>
+          </w:tcPr>
+          <w:p>
+            <w:r>
+              <w:rPr>
+                <w:sz w:val="19"/>
+              </w:rPr>
+            </w:r>
+            <w:r>
+              <w:rPr>
+                <w:sz w:val="19"/>
+              </w:rPr>
+              <w:t>FR-853</w:t>
+            </w:r>
+          </w:p>
+        </w:tc>
+        <w:tc>
+          <w:tcPr>
+            <w:tcW w:type="dxa" w:w="8493"/>
+            <w:tcMar>
+              <w:top w:w="40" w:type="dxa"/>
+              <w:bottom w:w="40" w:type="dxa"/>
+              <w:start w:w="80" w:type="dxa"/>
+              <w:end w:w="80" w:type="dxa"/>
+            </w:tcMar>
+          </w:tcPr>
+          <w:p>
+            <w:r>
+              <w:rPr>
+                <w:sz w:val="19"/>
+              </w:rPr>
+            </w:r>
+            <w:r>
+              <w:rPr>
+                <w:sz w:val="19"/>
+              </w:rPr>
+              <w:t>Halaman tersebut tidak menampilkan nama, NIK, maupun keperluan warga; hanya nomor urut dan waktu</w:t>
             </w:r>
           </w:p>
         </w:tc>
@@ -7511,7 +7663,7 @@
       <w:tr>
         <w:tc>
           <w:tcPr>
-            <w:tcW w:type="dxa" w:w="882"/>
+            <w:tcW w:type="dxa" w:w="861"/>
             <w:tcMar>
               <w:top w:w="40" w:type="dxa"/>
               <w:bottom w:w="40" w:type="dxa"/>
@@ -7530,13 +7682,13 @@
               <w:rPr>
                 <w:sz w:val="19"/>
               </w:rPr>
-              <w:t>FR-904</w:t>
-            </w:r>
-          </w:p>
-        </w:tc>
-        <w:tc>
-          <w:tcPr>
-            <w:tcW w:type="dxa" w:w="8473"/>
+              <w:t>FR-854</w:t>
+            </w:r>
+          </w:p>
+        </w:tc>
+        <w:tc>
+          <w:tcPr>
+            <w:tcW w:type="dxa" w:w="8493"/>
             <w:tcMar>
               <w:top w:w="40" w:type="dxa"/>
               <w:bottom w:w="40" w:type="dxa"/>
@@ -7555,57 +7707,7 @@
               <w:rPr>
                 <w:sz w:val="19"/>
               </w:rPr>
-              <w:t>Operator dapat melihat rekapitulasi jumlah tiket per jenis layanan dan per periode</w:t>
-            </w:r>
-          </w:p>
-        </w:tc>
-      </w:tr>
-      <w:tr>
-        <w:tc>
-          <w:tcPr>
-            <w:tcW w:type="dxa" w:w="882"/>
-            <w:tcMar>
-              <w:top w:w="40" w:type="dxa"/>
-              <w:bottom w:w="40" w:type="dxa"/>
-              <w:start w:w="80" w:type="dxa"/>
-              <w:end w:w="80" w:type="dxa"/>
-            </w:tcMar>
-          </w:tcPr>
-          <w:p>
-            <w:r>
-              <w:rPr>
-                <w:sz w:val="19"/>
-              </w:rPr>
-            </w:r>
-            <w:r>
-              <w:rPr>
-                <w:sz w:val="19"/>
-              </w:rPr>
-              <w:t>FR-905</w:t>
-            </w:r>
-          </w:p>
-        </w:tc>
-        <w:tc>
-          <w:tcPr>
-            <w:tcW w:type="dxa" w:w="8473"/>
-            <w:tcMar>
-              <w:top w:w="40" w:type="dxa"/>
-              <w:bottom w:w="40" w:type="dxa"/>
-              <w:start w:w="80" w:type="dxa"/>
-              <w:end w:w="80" w:type="dxa"/>
-            </w:tcMar>
-          </w:tcPr>
-          <w:p>
-            <w:r>
-              <w:rPr>
-                <w:sz w:val="19"/>
-              </w:rPr>
-            </w:r>
-            <w:r>
-              <w:rPr>
-                <w:sz w:val="19"/>
-              </w:rPr>
-              <w:t>Rekapitulasi memuat jumlah dilayani, tidak hadir, dan dibatalkan</w:t>
+              <w:t>Halaman dapat ditayangkan pada layar atau monitor di ruang tunggu kantor desa</w:t>
             </w:r>
           </w:p>
         </w:tc>
@@ -7617,7 +7719,343 @@
         <w:pStyle w:val="Heading2"/>
       </w:pPr>
       <w:r>
-        <w:t xml:space="preserve"> 7.10 Modul Audit dan Administrasi</w:t>
+        <w:t xml:space="preserve"> 7.10 Modul Check-in dan Riwayat</w:t>
+      </w:r>
+    </w:p>
+    <w:tbl>
+      <w:tblPr>
+        <w:tblStyle w:val="TableGrid"/>
+        <w:tblW w:type="auto" w:w="0"/>
+        <w:jc w:val="center"/>
+        <w:tblLayout w:type="fixed"/>
+        <w:tblLook w:firstColumn="1" w:firstRow="1" w:lastColumn="0" w:lastRow="0" w:noHBand="0" w:noVBand="1" w:val="04A0"/>
+      </w:tblPr>
+      <w:tblGrid>
+        <w:gridCol w:w="4677"/>
+        <w:gridCol w:w="4677"/>
+      </w:tblGrid>
+      <w:tr>
+        <w:tc>
+          <w:tcPr>
+            <w:tcW w:type="dxa" w:w="882"/>
+            <w:shd w:val="clear" w:fill="1F3A5F"/>
+            <w:tcMar>
+              <w:top w:w="40" w:type="dxa"/>
+              <w:bottom w:w="40" w:type="dxa"/>
+              <w:start w:w="80" w:type="dxa"/>
+              <w:end w:w="80" w:type="dxa"/>
+            </w:tcMar>
+          </w:tcPr>
+          <w:p>
+            <w:r>
+              <w:rPr>
+                <w:b/>
+                <w:color w:val="FFFFFF"/>
+                <w:sz w:val="20"/>
+              </w:rPr>
+            </w:r>
+            <w:r>
+              <w:rPr>
+                <w:b/>
+                <w:color w:val="FFFFFF"/>
+                <w:sz w:val="20"/>
+              </w:rPr>
+              <w:t>Kode</w:t>
+            </w:r>
+          </w:p>
+        </w:tc>
+        <w:tc>
+          <w:tcPr>
+            <w:tcW w:type="dxa" w:w="8473"/>
+            <w:shd w:val="clear" w:fill="1F3A5F"/>
+            <w:tcMar>
+              <w:top w:w="40" w:type="dxa"/>
+              <w:bottom w:w="40" w:type="dxa"/>
+              <w:start w:w="80" w:type="dxa"/>
+              <w:end w:w="80" w:type="dxa"/>
+            </w:tcMar>
+          </w:tcPr>
+          <w:p>
+            <w:r>
+              <w:rPr>
+                <w:b/>
+                <w:color w:val="FFFFFF"/>
+                <w:sz w:val="20"/>
+              </w:rPr>
+            </w:r>
+            <w:r>
+              <w:rPr>
+                <w:b/>
+                <w:color w:val="FFFFFF"/>
+                <w:sz w:val="20"/>
+              </w:rPr>
+              <w:t>Kebutuhan</w:t>
+            </w:r>
+          </w:p>
+        </w:tc>
+      </w:tr>
+      <w:tr>
+        <w:tc>
+          <w:tcPr>
+            <w:tcW w:type="dxa" w:w="882"/>
+            <w:tcMar>
+              <w:top w:w="40" w:type="dxa"/>
+              <w:bottom w:w="40" w:type="dxa"/>
+              <w:start w:w="80" w:type="dxa"/>
+              <w:end w:w="80" w:type="dxa"/>
+            </w:tcMar>
+          </w:tcPr>
+          <w:p>
+            <w:r>
+              <w:rPr>
+                <w:sz w:val="19"/>
+              </w:rPr>
+            </w:r>
+            <w:r>
+              <w:rPr>
+                <w:sz w:val="19"/>
+              </w:rPr>
+              <w:t>FR-901</w:t>
+            </w:r>
+          </w:p>
+        </w:tc>
+        <w:tc>
+          <w:tcPr>
+            <w:tcW w:type="dxa" w:w="8473"/>
+            <w:tcMar>
+              <w:top w:w="40" w:type="dxa"/>
+              <w:bottom w:w="40" w:type="dxa"/>
+              <w:start w:w="80" w:type="dxa"/>
+              <w:end w:w="80" w:type="dxa"/>
+            </w:tcMar>
+          </w:tcPr>
+          <w:p>
+            <w:r>
+              <w:rPr>
+                <w:sz w:val="19"/>
+              </w:rPr>
+            </w:r>
+            <w:r>
+              <w:rPr>
+                <w:sz w:val="19"/>
+              </w:rPr>
+              <w:t>Warga atau operator dapat menandai kehadiran warga saat tiba di kantor desa</w:t>
+            </w:r>
+          </w:p>
+        </w:tc>
+      </w:tr>
+      <w:tr>
+        <w:tc>
+          <w:tcPr>
+            <w:tcW w:type="dxa" w:w="882"/>
+            <w:tcMar>
+              <w:top w:w="40" w:type="dxa"/>
+              <w:bottom w:w="40" w:type="dxa"/>
+              <w:start w:w="80" w:type="dxa"/>
+              <w:end w:w="80" w:type="dxa"/>
+            </w:tcMar>
+            <w:shd w:val="clear" w:fill="EEF2F7"/>
+          </w:tcPr>
+          <w:p>
+            <w:r>
+              <w:rPr>
+                <w:sz w:val="19"/>
+              </w:rPr>
+            </w:r>
+            <w:r>
+              <w:rPr>
+                <w:sz w:val="19"/>
+              </w:rPr>
+              <w:t>FR-902</w:t>
+            </w:r>
+          </w:p>
+        </w:tc>
+        <w:tc>
+          <w:tcPr>
+            <w:tcW w:type="dxa" w:w="8473"/>
+            <w:tcMar>
+              <w:top w:w="40" w:type="dxa"/>
+              <w:bottom w:w="40" w:type="dxa"/>
+              <w:start w:w="80" w:type="dxa"/>
+              <w:end w:w="80" w:type="dxa"/>
+            </w:tcMar>
+            <w:shd w:val="clear" w:fill="EEF2F7"/>
+          </w:tcPr>
+          <w:p>
+            <w:r>
+              <w:rPr>
+                <w:sz w:val="19"/>
+              </w:rPr>
+            </w:r>
+            <w:r>
+              <w:rPr>
+                <w:sz w:val="19"/>
+              </w:rPr>
+              <w:t>Check-in hanya berlaku untuk tiket yang telah dikonfirmasi</w:t>
+            </w:r>
+          </w:p>
+        </w:tc>
+      </w:tr>
+      <w:tr>
+        <w:tc>
+          <w:tcPr>
+            <w:tcW w:type="dxa" w:w="882"/>
+            <w:tcMar>
+              <w:top w:w="40" w:type="dxa"/>
+              <w:bottom w:w="40" w:type="dxa"/>
+              <w:start w:w="80" w:type="dxa"/>
+              <w:end w:w="80" w:type="dxa"/>
+            </w:tcMar>
+          </w:tcPr>
+          <w:p>
+            <w:r>
+              <w:rPr>
+                <w:sz w:val="19"/>
+              </w:rPr>
+            </w:r>
+            <w:r>
+              <w:rPr>
+                <w:sz w:val="19"/>
+              </w:rPr>
+              <w:t>FR-903</w:t>
+            </w:r>
+          </w:p>
+        </w:tc>
+        <w:tc>
+          <w:tcPr>
+            <w:tcW w:type="dxa" w:w="8473"/>
+            <w:tcMar>
+              <w:top w:w="40" w:type="dxa"/>
+              <w:bottom w:w="40" w:type="dxa"/>
+              <w:start w:w="80" w:type="dxa"/>
+              <w:end w:w="80" w:type="dxa"/>
+            </w:tcMar>
+          </w:tcPr>
+          <w:p>
+            <w:r>
+              <w:rPr>
+                <w:sz w:val="19"/>
+              </w:rPr>
+            </w:r>
+            <w:r>
+              <w:rPr>
+                <w:sz w:val="19"/>
+              </w:rPr>
+              <w:t>Warga dapat melihat riwayat pemesanan dan kunjungannya</w:t>
+            </w:r>
+          </w:p>
+        </w:tc>
+      </w:tr>
+      <w:tr>
+        <w:tc>
+          <w:tcPr>
+            <w:tcW w:type="dxa" w:w="882"/>
+            <w:tcMar>
+              <w:top w:w="40" w:type="dxa"/>
+              <w:bottom w:w="40" w:type="dxa"/>
+              <w:start w:w="80" w:type="dxa"/>
+              <w:end w:w="80" w:type="dxa"/>
+            </w:tcMar>
+            <w:shd w:val="clear" w:fill="EEF2F7"/>
+          </w:tcPr>
+          <w:p>
+            <w:r>
+              <w:rPr>
+                <w:sz w:val="19"/>
+              </w:rPr>
+            </w:r>
+            <w:r>
+              <w:rPr>
+                <w:sz w:val="19"/>
+              </w:rPr>
+              <w:t>FR-904</w:t>
+            </w:r>
+          </w:p>
+        </w:tc>
+        <w:tc>
+          <w:tcPr>
+            <w:tcW w:type="dxa" w:w="8473"/>
+            <w:tcMar>
+              <w:top w:w="40" w:type="dxa"/>
+              <w:bottom w:w="40" w:type="dxa"/>
+              <w:start w:w="80" w:type="dxa"/>
+              <w:end w:w="80" w:type="dxa"/>
+            </w:tcMar>
+            <w:shd w:val="clear" w:fill="EEF2F7"/>
+          </w:tcPr>
+          <w:p>
+            <w:r>
+              <w:rPr>
+                <w:sz w:val="19"/>
+              </w:rPr>
+            </w:r>
+            <w:r>
+              <w:rPr>
+                <w:sz w:val="19"/>
+              </w:rPr>
+              <w:t>Operator dapat melihat rekapitulasi jumlah tiket per jenis layanan dan per periode</w:t>
+            </w:r>
+          </w:p>
+        </w:tc>
+      </w:tr>
+      <w:tr>
+        <w:tc>
+          <w:tcPr>
+            <w:tcW w:type="dxa" w:w="882"/>
+            <w:tcMar>
+              <w:top w:w="40" w:type="dxa"/>
+              <w:bottom w:w="40" w:type="dxa"/>
+              <w:start w:w="80" w:type="dxa"/>
+              <w:end w:w="80" w:type="dxa"/>
+            </w:tcMar>
+          </w:tcPr>
+          <w:p>
+            <w:r>
+              <w:rPr>
+                <w:sz w:val="19"/>
+              </w:rPr>
+            </w:r>
+            <w:r>
+              <w:rPr>
+                <w:sz w:val="19"/>
+              </w:rPr>
+              <w:t>FR-905</w:t>
+            </w:r>
+          </w:p>
+        </w:tc>
+        <w:tc>
+          <w:tcPr>
+            <w:tcW w:type="dxa" w:w="8473"/>
+            <w:tcMar>
+              <w:top w:w="40" w:type="dxa"/>
+              <w:bottom w:w="40" w:type="dxa"/>
+              <w:start w:w="80" w:type="dxa"/>
+              <w:end w:w="80" w:type="dxa"/>
+            </w:tcMar>
+          </w:tcPr>
+          <w:p>
+            <w:r>
+              <w:rPr>
+                <w:sz w:val="19"/>
+              </w:rPr>
+            </w:r>
+            <w:r>
+              <w:rPr>
+                <w:sz w:val="19"/>
+              </w:rPr>
+              <w:t>Rekapitulasi memuat jumlah dilayani, tidak hadir, dan dibatalkan</w:t>
+            </w:r>
+          </w:p>
+        </w:tc>
+      </w:tr>
+    </w:tbl>
+    <w:p/>
+    <w:p>
+      <w:pPr>
+        <w:pStyle w:val="Heading2"/>
+      </w:pPr>
+      <w:r>
+        <w:t xml:space="preserve"> 7.11 Modul Audit dan Administrasi</w:t>
       </w:r>
     </w:p>
     <w:tbl>
@@ -15123,7 +15561,7 @@
       <w:tr>
         <w:tc>
           <w:tcPr>
-            <w:tcW w:type="dxa" w:w="898"/>
+            <w:tcW w:type="dxa" w:w="1069"/>
             <w:shd w:val="clear" w:fill="1F3A5F"/>
             <w:tcMar>
               <w:top w:w="40" w:type="dxa"/>
@@ -15152,7 +15590,7 @@
         </w:tc>
         <w:tc>
           <w:tcPr>
-            <w:tcW w:type="dxa" w:w="2938"/>
+            <w:tcW w:type="dxa" w:w="2673"/>
             <w:shd w:val="clear" w:fill="1F3A5F"/>
             <w:tcMar>
               <w:top w:w="40" w:type="dxa"/>
@@ -15181,7 +15619,7 @@
         </w:tc>
         <w:tc>
           <w:tcPr>
-            <w:tcW w:type="dxa" w:w="5519"/>
+            <w:tcW w:type="dxa" w:w="5613"/>
             <w:shd w:val="clear" w:fill="1F3A5F"/>
             <w:tcMar>
               <w:top w:w="40" w:type="dxa"/>
@@ -15212,7 +15650,7 @@
       <w:tr>
         <w:tc>
           <w:tcPr>
-            <w:tcW w:type="dxa" w:w="898"/>
+            <w:tcW w:type="dxa" w:w="1069"/>
             <w:tcMar>
               <w:top w:w="40" w:type="dxa"/>
               <w:bottom w:w="40" w:type="dxa"/>
@@ -15232,37 +15670,37 @@
                 <w:color w:val="B03060"/>
                 <w:sz w:val="19"/>
               </w:rPr>
-              <w:t>WAITING</w:t>
-            </w:r>
-          </w:p>
-        </w:tc>
-        <w:tc>
-          <w:tcPr>
-            <w:tcW w:type="dxa" w:w="2938"/>
-            <w:tcMar>
-              <w:top w:w="40" w:type="dxa"/>
-              <w:bottom w:w="40" w:type="dxa"/>
-              <w:start w:w="80" w:type="dxa"/>
-              <w:end w:w="80" w:type="dxa"/>
-            </w:tcMar>
-          </w:tcPr>
-          <w:p>
-            <w:r>
-              <w:rPr>
-                <w:sz w:val="19"/>
-              </w:rPr>
-            </w:r>
-            <w:r>
-              <w:rPr>
-                <w:sz w:val="19"/>
-              </w:rPr>
-              <w:t>Tiket terbit dan menunggu giliran</w:t>
-            </w:r>
-          </w:p>
-        </w:tc>
-        <w:tc>
-          <w:tcPr>
-            <w:tcW w:type="dxa" w:w="5519"/>
+              <w:t>BOOKED</w:t>
+            </w:r>
+          </w:p>
+        </w:tc>
+        <w:tc>
+          <w:tcPr>
+            <w:tcW w:type="dxa" w:w="2673"/>
+            <w:tcMar>
+              <w:top w:w="40" w:type="dxa"/>
+              <w:bottom w:w="40" w:type="dxa"/>
+              <w:start w:w="80" w:type="dxa"/>
+              <w:end w:w="80" w:type="dxa"/>
+            </w:tcMar>
+          </w:tcPr>
+          <w:p>
+            <w:r>
+              <w:rPr>
+                <w:sz w:val="19"/>
+              </w:rPr>
+            </w:r>
+            <w:r>
+              <w:rPr>
+                <w:sz w:val="19"/>
+              </w:rPr>
+              <w:t>Slot diklaim dan menunggu giliran</w:t>
+            </w:r>
+          </w:p>
+        </w:tc>
+        <w:tc>
+          <w:tcPr>
+            <w:tcW w:type="dxa" w:w="5613"/>
             <w:tcMar>
               <w:top w:w="40" w:type="dxa"/>
               <w:bottom w:w="40" w:type="dxa"/>
@@ -15308,7 +15746,21 @@
               <w:rPr>
                 <w:sz w:val="19"/>
               </w:rPr>
-              <w:t xml:space="preserve"> oleh warga atau operator</w:t>
+              <w:t xml:space="preserve"> oleh warga atau operator; ke </w:t>
+            </w:r>
+            <w:r>
+              <w:rPr>
+                <w:rFonts w:ascii="Consolas" w:hAnsi="Consolas"/>
+                <w:color w:val="B03060"/>
+                <w:sz w:val="19"/>
+              </w:rPr>
+              <w:t>RESCHEDULE_SUGGESTED</w:t>
+            </w:r>
+            <w:r>
+              <w:rPr>
+                <w:sz w:val="19"/>
+              </w:rPr>
+              <w:t xml:space="preserve"> bila slot ditutup</w:t>
             </w:r>
           </w:p>
         </w:tc>
@@ -15316,7 +15768,7 @@
       <w:tr>
         <w:tc>
           <w:tcPr>
-            <w:tcW w:type="dxa" w:w="898"/>
+            <w:tcW w:type="dxa" w:w="1069"/>
             <w:tcMar>
               <w:top w:w="40" w:type="dxa"/>
               <w:bottom w:w="40" w:type="dxa"/>
@@ -15343,7 +15795,7 @@
         </w:tc>
         <w:tc>
           <w:tcPr>
-            <w:tcW w:type="dxa" w:w="2938"/>
+            <w:tcW w:type="dxa" w:w="2673"/>
             <w:tcMar>
               <w:top w:w="40" w:type="dxa"/>
               <w:bottom w:w="40" w:type="dxa"/>
@@ -15368,7 +15820,7 @@
         </w:tc>
         <w:tc>
           <w:tcPr>
-            <w:tcW w:type="dxa" w:w="5519"/>
+            <w:tcW w:type="dxa" w:w="5613"/>
             <w:tcMar>
               <w:top w:w="40" w:type="dxa"/>
               <w:bottom w:w="40" w:type="dxa"/>
@@ -15423,7 +15875,7 @@
       <w:tr>
         <w:tc>
           <w:tcPr>
-            <w:tcW w:type="dxa" w:w="898"/>
+            <w:tcW w:type="dxa" w:w="1069"/>
             <w:tcMar>
               <w:top w:w="40" w:type="dxa"/>
               <w:bottom w:w="40" w:type="dxa"/>
@@ -15449,7 +15901,7 @@
         </w:tc>
         <w:tc>
           <w:tcPr>
-            <w:tcW w:type="dxa" w:w="2938"/>
+            <w:tcW w:type="dxa" w:w="2673"/>
             <w:tcMar>
               <w:top w:w="40" w:type="dxa"/>
               <w:bottom w:w="40" w:type="dxa"/>
@@ -15473,7 +15925,7 @@
         </w:tc>
         <w:tc>
           <w:tcPr>
-            <w:tcW w:type="dxa" w:w="5519"/>
+            <w:tcW w:type="dxa" w:w="5613"/>
             <w:tcMar>
               <w:top w:w="40" w:type="dxa"/>
               <w:bottom w:w="40" w:type="dxa"/>
@@ -15499,7 +15951,7 @@
       <w:tr>
         <w:tc>
           <w:tcPr>
-            <w:tcW w:type="dxa" w:w="898"/>
+            <w:tcW w:type="dxa" w:w="1069"/>
             <w:tcMar>
               <w:top w:w="40" w:type="dxa"/>
               <w:bottom w:w="40" w:type="dxa"/>
@@ -15526,7 +15978,7 @@
         </w:tc>
         <w:tc>
           <w:tcPr>
-            <w:tcW w:type="dxa" w:w="2938"/>
+            <w:tcW w:type="dxa" w:w="2673"/>
             <w:tcMar>
               <w:top w:w="40" w:type="dxa"/>
               <w:bottom w:w="40" w:type="dxa"/>
@@ -15551,7 +16003,7 @@
         </w:tc>
         <w:tc>
           <w:tcPr>
-            <w:tcW w:type="dxa" w:w="5519"/>
+            <w:tcW w:type="dxa" w:w="5613"/>
             <w:tcMar>
               <w:top w:w="40" w:type="dxa"/>
               <w:bottom w:w="40" w:type="dxa"/>
@@ -15592,7 +16044,7 @@
       <w:tr>
         <w:tc>
           <w:tcPr>
-            <w:tcW w:type="dxa" w:w="898"/>
+            <w:tcW w:type="dxa" w:w="1069"/>
             <w:tcMar>
               <w:top w:w="40" w:type="dxa"/>
               <w:bottom w:w="40" w:type="dxa"/>
@@ -15618,31 +16070,31 @@
         </w:tc>
         <w:tc>
           <w:tcPr>
-            <w:tcW w:type="dxa" w:w="2938"/>
-            <w:tcMar>
-              <w:top w:w="40" w:type="dxa"/>
-              <w:bottom w:w="40" w:type="dxa"/>
-              <w:start w:w="80" w:type="dxa"/>
-              <w:end w:w="80" w:type="dxa"/>
-            </w:tcMar>
-          </w:tcPr>
-          <w:p>
-            <w:r>
-              <w:rPr>
-                <w:sz w:val="19"/>
-              </w:rPr>
-            </w:r>
-            <w:r>
-              <w:rPr>
-                <w:sz w:val="19"/>
-              </w:rPr>
-              <w:t>Pemesanan dibatalkan</w:t>
-            </w:r>
-          </w:p>
-        </w:tc>
-        <w:tc>
-          <w:tcPr>
-            <w:tcW w:type="dxa" w:w="5519"/>
+            <w:tcW w:type="dxa" w:w="2673"/>
+            <w:tcMar>
+              <w:top w:w="40" w:type="dxa"/>
+              <w:bottom w:w="40" w:type="dxa"/>
+              <w:start w:w="80" w:type="dxa"/>
+              <w:end w:w="80" w:type="dxa"/>
+            </w:tcMar>
+          </w:tcPr>
+          <w:p>
+            <w:r>
+              <w:rPr>
+                <w:sz w:val="19"/>
+              </w:rPr>
+            </w:r>
+            <w:r>
+              <w:rPr>
+                <w:sz w:val="19"/>
+              </w:rPr>
+              <w:t>Pemesanan dibatalkan; slot kembali tersedia</w:t>
+            </w:r>
+          </w:p>
+        </w:tc>
+        <w:tc>
+          <w:tcPr>
+            <w:tcW w:type="dxa" w:w="5613"/>
             <w:tcMar>
               <w:top w:w="40" w:type="dxa"/>
               <w:bottom w:w="40" w:type="dxa"/>
@@ -15661,6 +16113,113 @@
                 <w:sz w:val="19"/>
               </w:rPr>
               <w:t>status akhir</w:t>
+            </w:r>
+          </w:p>
+        </w:tc>
+      </w:tr>
+      <w:tr>
+        <w:tc>
+          <w:tcPr>
+            <w:tcW w:type="dxa" w:w="1069"/>
+            <w:tcMar>
+              <w:top w:w="40" w:type="dxa"/>
+              <w:bottom w:w="40" w:type="dxa"/>
+              <w:start w:w="80" w:type="dxa"/>
+              <w:end w:w="80" w:type="dxa"/>
+            </w:tcMar>
+            <w:shd w:val="clear" w:fill="EEF2F7"/>
+          </w:tcPr>
+          <w:p>
+            <w:r>
+              <w:rPr>
+                <w:sz w:val="19"/>
+              </w:rPr>
+            </w:r>
+            <w:r>
+              <w:rPr>
+                <w:rFonts w:ascii="Consolas" w:hAnsi="Consolas"/>
+                <w:color w:val="B03060"/>
+                <w:sz w:val="19"/>
+              </w:rPr>
+              <w:t>RESCHEDULE_SUGGESTED</w:t>
+            </w:r>
+          </w:p>
+        </w:tc>
+        <w:tc>
+          <w:tcPr>
+            <w:tcW w:type="dxa" w:w="2673"/>
+            <w:tcMar>
+              <w:top w:w="40" w:type="dxa"/>
+              <w:bottom w:w="40" w:type="dxa"/>
+              <w:start w:w="80" w:type="dxa"/>
+              <w:end w:w="80" w:type="dxa"/>
+            </w:tcMar>
+            <w:shd w:val="clear" w:fill="EEF2F7"/>
+          </w:tcPr>
+          <w:p>
+            <w:r>
+              <w:rPr>
+                <w:sz w:val="19"/>
+              </w:rPr>
+            </w:r>
+            <w:r>
+              <w:rPr>
+                <w:sz w:val="19"/>
+              </w:rPr>
+              <w:t>Slot ditutup, warga menerima usulan slot pengganti</w:t>
+            </w:r>
+          </w:p>
+        </w:tc>
+        <w:tc>
+          <w:tcPr>
+            <w:tcW w:type="dxa" w:w="5613"/>
+            <w:tcMar>
+              <w:top w:w="40" w:type="dxa"/>
+              <w:bottom w:w="40" w:type="dxa"/>
+              <w:start w:w="80" w:type="dxa"/>
+              <w:end w:w="80" w:type="dxa"/>
+            </w:tcMar>
+            <w:shd w:val="clear" w:fill="EEF2F7"/>
+          </w:tcPr>
+          <w:p>
+            <w:r>
+              <w:rPr>
+                <w:sz w:val="19"/>
+              </w:rPr>
+            </w:r>
+            <w:r>
+              <w:rPr>
+                <w:sz w:val="19"/>
+              </w:rPr>
+              <w:t xml:space="preserve">ke </w:t>
+            </w:r>
+            <w:r>
+              <w:rPr>
+                <w:rFonts w:ascii="Consolas" w:hAnsi="Consolas"/>
+                <w:color w:val="B03060"/>
+                <w:sz w:val="19"/>
+              </w:rPr>
+              <w:t>BOOKED</w:t>
+            </w:r>
+            <w:r>
+              <w:rPr>
+                <w:sz w:val="19"/>
+              </w:rPr>
+              <w:t xml:space="preserve"> bila usulan diterima; ke </w:t>
+            </w:r>
+            <w:r>
+              <w:rPr>
+                <w:rFonts w:ascii="Consolas" w:hAnsi="Consolas"/>
+                <w:color w:val="B03060"/>
+                <w:sz w:val="19"/>
+              </w:rPr>
+              <w:t>CANCELLED</w:t>
+            </w:r>
+            <w:r>
+              <w:rPr>
+                <w:sz w:val="19"/>
+              </w:rPr>
+              <w:t xml:space="preserve"> bila ditolak</w:t>
             </w:r>
           </w:p>
         </w:tc>
@@ -24577,7 +25136,7 @@
         <w:jc w:val="both"/>
       </w:pPr>
       <w:r>
-        <w:t>Karena aplikasi tidak memproduksi tanda tangan elektronik, kepatuhan algoritma diposisikan pada konstruksi kriptografis yang dipakai, yakni bukti-pengetahuan dan akumulator keanggotaan di atas kurva P-384 dengan fungsi hash SHA-384. Posisi ini perlu dikonfirmasi kepada pembimbing sebagaimana tercatat pada Risiko R-1.</w:t>
+        <w:t>Karena aplikasi tidak memproduksi tanda tangan elektronik, kepatuhan algoritma diposisikan pada konstruksi kriptografis yang dipakai, yakni bukti-pengetahuan dan akumulator keanggotaan di atas kurva P-384 dengan fungsi hash SHA-384. Posisi ini telah dikonfirmasi: Kepka 443 dipakai sebagai dasar pemilihan algoritma, sedangkan klaim mengenai kekuatan hukum tanda tangan elektronik dihapus karena aplikasi memang tidak memproduksinya.</w:t>
       </w:r>
     </w:p>
     <w:p>
@@ -25095,7 +25654,7 @@
       <w:tr>
         <w:tc>
           <w:tcPr>
-            <w:tcW w:type="dxa" w:w="786"/>
+            <w:tcW w:type="dxa" w:w="781"/>
             <w:shd w:val="clear" w:fill="1F3A5F"/>
             <w:tcMar>
               <w:top w:w="40" w:type="dxa"/>
@@ -25124,7 +25683,7 @@
         </w:tc>
         <w:tc>
           <w:tcPr>
-            <w:tcW w:type="dxa" w:w="2762"/>
+            <w:tcW w:type="dxa" w:w="2198"/>
             <w:shd w:val="clear" w:fill="1F3A5F"/>
             <w:tcMar>
               <w:top w:w="40" w:type="dxa"/>
@@ -25153,7 +25712,7 @@
         </w:tc>
         <w:tc>
           <w:tcPr>
-            <w:tcW w:type="dxa" w:w="786"/>
+            <w:tcW w:type="dxa" w:w="781"/>
             <w:shd w:val="clear" w:fill="1F3A5F"/>
             <w:tcMar>
               <w:top w:w="40" w:type="dxa"/>
@@ -25182,7 +25741,7 @@
         </w:tc>
         <w:tc>
           <w:tcPr>
-            <w:tcW w:type="dxa" w:w="5021"/>
+            <w:tcW w:type="dxa" w:w="5595"/>
             <w:shd w:val="clear" w:fill="1F3A5F"/>
             <w:tcMar>
               <w:top w:w="40" w:type="dxa"/>
@@ -25213,7 +25772,7 @@
       <w:tr>
         <w:tc>
           <w:tcPr>
-            <w:tcW w:type="dxa" w:w="786"/>
+            <w:tcW w:type="dxa" w:w="781"/>
             <w:tcMar>
               <w:top w:w="40" w:type="dxa"/>
               <w:bottom w:w="40" w:type="dxa"/>
@@ -25237,7 +25796,7 @@
         </w:tc>
         <w:tc>
           <w:tcPr>
-            <w:tcW w:type="dxa" w:w="2762"/>
+            <w:tcW w:type="dxa" w:w="2198"/>
             <w:tcMar>
               <w:top w:w="40" w:type="dxa"/>
               <w:bottom w:w="40" w:type="dxa"/>
@@ -25261,49 +25820,56 @@
         </w:tc>
         <w:tc>
           <w:tcPr>
-            <w:tcW w:type="dxa" w:w="786"/>
-            <w:tcMar>
-              <w:top w:w="40" w:type="dxa"/>
-              <w:bottom w:w="40" w:type="dxa"/>
-              <w:start w:w="80" w:type="dxa"/>
-              <w:end w:w="80" w:type="dxa"/>
-            </w:tcMar>
-          </w:tcPr>
-          <w:p>
-            <w:r>
-              <w:rPr>
-                <w:sz w:val="19"/>
-              </w:rPr>
-            </w:r>
-            <w:r>
-              <w:rPr>
-                <w:sz w:val="19"/>
-              </w:rPr>
-              <w:t>Sedang</w:t>
-            </w:r>
-          </w:p>
-        </w:tc>
-        <w:tc>
-          <w:tcPr>
-            <w:tcW w:type="dxa" w:w="5021"/>
-            <w:tcMar>
-              <w:top w:w="40" w:type="dxa"/>
-              <w:bottom w:w="40" w:type="dxa"/>
-              <w:start w:w="80" w:type="dxa"/>
-              <w:end w:w="80" w:type="dxa"/>
-            </w:tcMar>
-          </w:tcPr>
-          <w:p>
-            <w:r>
-              <w:rPr>
-                <w:sz w:val="19"/>
-              </w:rPr>
-            </w:r>
-            <w:r>
-              <w:rPr>
-                <w:sz w:val="19"/>
-              </w:rPr>
-              <w:t>Dokumentasikan konstruksi yang dipakai beserta parameternya; konfirmasikan kepada pembimbing sebelum implementasi lanjut</w:t>
+            <w:tcW w:type="dxa" w:w="781"/>
+            <w:tcMar>
+              <w:top w:w="40" w:type="dxa"/>
+              <w:bottom w:w="40" w:type="dxa"/>
+              <w:start w:w="80" w:type="dxa"/>
+              <w:end w:w="80" w:type="dxa"/>
+            </w:tcMar>
+          </w:tcPr>
+          <w:p>
+            <w:r>
+              <w:rPr>
+                <w:sz w:val="19"/>
+              </w:rPr>
+            </w:r>
+            <w:r>
+              <w:rPr>
+                <w:sz w:val="19"/>
+              </w:rPr>
+              <w:t>Rendah</w:t>
+            </w:r>
+          </w:p>
+        </w:tc>
+        <w:tc>
+          <w:tcPr>
+            <w:tcW w:type="dxa" w:w="5595"/>
+            <w:tcMar>
+              <w:top w:w="40" w:type="dxa"/>
+              <w:bottom w:w="40" w:type="dxa"/>
+              <w:start w:w="80" w:type="dxa"/>
+              <w:end w:w="80" w:type="dxa"/>
+            </w:tcMar>
+          </w:tcPr>
+          <w:p>
+            <w:r>
+              <w:rPr>
+                <w:sz w:val="19"/>
+              </w:rPr>
+            </w:r>
+            <w:r>
+              <w:rPr>
+                <w:b/>
+                <w:sz w:val="19"/>
+              </w:rPr>
+              <w:t>Selesai.</w:t>
+            </w:r>
+            <w:r>
+              <w:rPr>
+                <w:sz w:val="19"/>
+              </w:rPr>
+              <w:t xml:space="preserve"> Kepka 443 dipakai sebagai dasar pemilihan algoritma (P-384, SHA-384, AES-256); klaim kekuatan hukum tanda tangan dihapus karena aplikasi tidak memproduksinya</w:t>
             </w:r>
           </w:p>
         </w:tc>
@@ -25311,7 +25877,7 @@
       <w:tr>
         <w:tc>
           <w:tcPr>
-            <w:tcW w:type="dxa" w:w="786"/>
+            <w:tcW w:type="dxa" w:w="781"/>
             <w:tcMar>
               <w:top w:w="40" w:type="dxa"/>
               <w:bottom w:w="40" w:type="dxa"/>
@@ -25336,7 +25902,7 @@
         </w:tc>
         <w:tc>
           <w:tcPr>
-            <w:tcW w:type="dxa" w:w="2762"/>
+            <w:tcW w:type="dxa" w:w="2198"/>
             <w:tcMar>
               <w:top w:w="40" w:type="dxa"/>
               <w:bottom w:w="40" w:type="dxa"/>
@@ -25361,7 +25927,7 @@
         </w:tc>
         <w:tc>
           <w:tcPr>
-            <w:tcW w:type="dxa" w:w="786"/>
+            <w:tcW w:type="dxa" w:w="781"/>
             <w:tcMar>
               <w:top w:w="40" w:type="dxa"/>
               <w:bottom w:w="40" w:type="dxa"/>
@@ -25386,7 +25952,7 @@
         </w:tc>
         <w:tc>
           <w:tcPr>
-            <w:tcW w:type="dxa" w:w="5021"/>
+            <w:tcW w:type="dxa" w:w="5595"/>
             <w:tcMar>
               <w:top w:w="40" w:type="dxa"/>
               <w:bottom w:w="40" w:type="dxa"/>
@@ -25403,9 +25969,16 @@
             </w:r>
             <w:r>
               <w:rPr>
-                <w:sz w:val="19"/>
-              </w:rPr>
-              <w:t>Model ancaman terbatas pada gangguan pemesanan; kunci disimpan pada penyimpanan aman sistem; sediakan jalur pencabutan dan pendaftaran ulang</w:t>
+                <w:b/>
+                <w:sz w:val="19"/>
+              </w:rPr>
+              <w:t>Diterima</w:t>
+            </w:r>
+            <w:r>
+              <w:rPr>
+                <w:sz w:val="19"/>
+              </w:rPr>
+              <w:t xml:space="preserve"> sebagai konsekuensi melekat pemilihan Schnorr. Model ancaman terbatas pada gangguan pemesanan; kunci disimpan pada penyimpanan aman sistem; tersedia jalur pencabutan dan pendaftaran ulang</w:t>
             </w:r>
           </w:p>
         </w:tc>
@@ -25413,7 +25986,7 @@
       <w:tr>
         <w:tc>
           <w:tcPr>
-            <w:tcW w:type="dxa" w:w="786"/>
+            <w:tcW w:type="dxa" w:w="781"/>
             <w:tcMar>
               <w:top w:w="40" w:type="dxa"/>
               <w:bottom w:w="40" w:type="dxa"/>
@@ -25437,7 +26010,7 @@
         </w:tc>
         <w:tc>
           <w:tcPr>
-            <w:tcW w:type="dxa" w:w="2762"/>
+            <w:tcW w:type="dxa" w:w="2198"/>
             <w:tcMar>
               <w:top w:w="40" w:type="dxa"/>
               <w:bottom w:w="40" w:type="dxa"/>
@@ -25461,7 +26034,7 @@
         </w:tc>
         <w:tc>
           <w:tcPr>
-            <w:tcW w:type="dxa" w:w="786"/>
+            <w:tcW w:type="dxa" w:w="781"/>
             <w:tcMar>
               <w:top w:w="40" w:type="dxa"/>
               <w:bottom w:w="40" w:type="dxa"/>
@@ -25485,7 +26058,7 @@
         </w:tc>
         <w:tc>
           <w:tcPr>
-            <w:tcW w:type="dxa" w:w="5021"/>
+            <w:tcW w:type="dxa" w:w="5595"/>
             <w:tcMar>
               <w:top w:w="40" w:type="dxa"/>
               <w:bottom w:w="40" w:type="dxa"/>
@@ -25511,7 +26084,7 @@
       <w:tr>
         <w:tc>
           <w:tcPr>
-            <w:tcW w:type="dxa" w:w="786"/>
+            <w:tcW w:type="dxa" w:w="781"/>
             <w:tcMar>
               <w:top w:w="40" w:type="dxa"/>
               <w:bottom w:w="40" w:type="dxa"/>
@@ -25536,7 +26109,7 @@
         </w:tc>
         <w:tc>
           <w:tcPr>
-            <w:tcW w:type="dxa" w:w="2762"/>
+            <w:tcW w:type="dxa" w:w="2198"/>
             <w:tcMar>
               <w:top w:w="40" w:type="dxa"/>
               <w:bottom w:w="40" w:type="dxa"/>
@@ -25561,7 +26134,7 @@
         </w:tc>
         <w:tc>
           <w:tcPr>
-            <w:tcW w:type="dxa" w:w="786"/>
+            <w:tcW w:type="dxa" w:w="781"/>
             <w:tcMar>
               <w:top w:w="40" w:type="dxa"/>
               <w:bottom w:w="40" w:type="dxa"/>
@@ -25586,7 +26159,7 @@
         </w:tc>
         <w:tc>
           <w:tcPr>
-            <w:tcW w:type="dxa" w:w="5021"/>
+            <w:tcW w:type="dxa" w:w="5595"/>
             <w:tcMar>
               <w:top w:w="40" w:type="dxa"/>
               <w:bottom w:w="40" w:type="dxa"/>
@@ -25613,7 +26186,7 @@
       <w:tr>
         <w:tc>
           <w:tcPr>
-            <w:tcW w:type="dxa" w:w="786"/>
+            <w:tcW w:type="dxa" w:w="781"/>
             <w:tcMar>
               <w:top w:w="40" w:type="dxa"/>
               <w:bottom w:w="40" w:type="dxa"/>
@@ -25637,7 +26210,7 @@
         </w:tc>
         <w:tc>
           <w:tcPr>
-            <w:tcW w:type="dxa" w:w="2762"/>
+            <w:tcW w:type="dxa" w:w="2198"/>
             <w:tcMar>
               <w:top w:w="40" w:type="dxa"/>
               <w:bottom w:w="40" w:type="dxa"/>
@@ -25661,7 +26234,7 @@
         </w:tc>
         <w:tc>
           <w:tcPr>
-            <w:tcW w:type="dxa" w:w="786"/>
+            <w:tcW w:type="dxa" w:w="781"/>
             <w:tcMar>
               <w:top w:w="40" w:type="dxa"/>
               <w:bottom w:w="40" w:type="dxa"/>
@@ -25685,7 +26258,7 @@
         </w:tc>
         <w:tc>
           <w:tcPr>
-            <w:tcW w:type="dxa" w:w="5021"/>
+            <w:tcW w:type="dxa" w:w="5595"/>
             <w:tcMar>
               <w:top w:w="40" w:type="dxa"/>
               <w:bottom w:w="40" w:type="dxa"/>
@@ -25711,7 +26284,7 @@
       <w:tr>
         <w:tc>
           <w:tcPr>
-            <w:tcW w:type="dxa" w:w="786"/>
+            <w:tcW w:type="dxa" w:w="781"/>
             <w:tcMar>
               <w:top w:w="40" w:type="dxa"/>
               <w:bottom w:w="40" w:type="dxa"/>
@@ -25736,7 +26309,7 @@
         </w:tc>
         <w:tc>
           <w:tcPr>
-            <w:tcW w:type="dxa" w:w="2762"/>
+            <w:tcW w:type="dxa" w:w="2198"/>
             <w:tcMar>
               <w:top w:w="40" w:type="dxa"/>
               <w:bottom w:w="40" w:type="dxa"/>
@@ -25761,7 +26334,7 @@
         </w:tc>
         <w:tc>
           <w:tcPr>
-            <w:tcW w:type="dxa" w:w="786"/>
+            <w:tcW w:type="dxa" w:w="781"/>
             <w:tcMar>
               <w:top w:w="40" w:type="dxa"/>
               <w:bottom w:w="40" w:type="dxa"/>
@@ -25786,7 +26359,7 @@
         </w:tc>
         <w:tc>
           <w:tcPr>
-            <w:tcW w:type="dxa" w:w="5021"/>
+            <w:tcW w:type="dxa" w:w="5595"/>
             <w:tcMar>
               <w:top w:w="40" w:type="dxa"/>
               <w:bottom w:w="40" w:type="dxa"/>
@@ -25813,7 +26386,7 @@
       <w:tr>
         <w:tc>
           <w:tcPr>
-            <w:tcW w:type="dxa" w:w="786"/>
+            <w:tcW w:type="dxa" w:w="781"/>
             <w:tcMar>
               <w:top w:w="40" w:type="dxa"/>
               <w:bottom w:w="40" w:type="dxa"/>
@@ -25837,7 +26410,7 @@
         </w:tc>
         <w:tc>
           <w:tcPr>
-            <w:tcW w:type="dxa" w:w="2762"/>
+            <w:tcW w:type="dxa" w:w="2198"/>
             <w:tcMar>
               <w:top w:w="40" w:type="dxa"/>
               <w:bottom w:w="40" w:type="dxa"/>
@@ -25861,7 +26434,7 @@
         </w:tc>
         <w:tc>
           <w:tcPr>
-            <w:tcW w:type="dxa" w:w="786"/>
+            <w:tcW w:type="dxa" w:w="781"/>
             <w:tcMar>
               <w:top w:w="40" w:type="dxa"/>
               <w:bottom w:w="40" w:type="dxa"/>
@@ -25885,7 +26458,7 @@
         </w:tc>
         <w:tc>
           <w:tcPr>
-            <w:tcW w:type="dxa" w:w="5021"/>
+            <w:tcW w:type="dxa" w:w="5595"/>
             <w:tcMar>
               <w:top w:w="40" w:type="dxa"/>
               <w:bottom w:w="40" w:type="dxa"/>
@@ -25911,7 +26484,7 @@
       <w:tr>
         <w:tc>
           <w:tcPr>
-            <w:tcW w:type="dxa" w:w="786"/>
+            <w:tcW w:type="dxa" w:w="781"/>
             <w:tcMar>
               <w:top w:w="40" w:type="dxa"/>
               <w:bottom w:w="40" w:type="dxa"/>
@@ -25936,7 +26509,7 @@
         </w:tc>
         <w:tc>
           <w:tcPr>
-            <w:tcW w:type="dxa" w:w="2762"/>
+            <w:tcW w:type="dxa" w:w="2198"/>
             <w:tcMar>
               <w:top w:w="40" w:type="dxa"/>
               <w:bottom w:w="40" w:type="dxa"/>
@@ -25961,7 +26534,7 @@
         </w:tc>
         <w:tc>
           <w:tcPr>
-            <w:tcW w:type="dxa" w:w="786"/>
+            <w:tcW w:type="dxa" w:w="781"/>
             <w:tcMar>
               <w:top w:w="40" w:type="dxa"/>
               <w:bottom w:w="40" w:type="dxa"/>
@@ -25986,7 +26559,7 @@
         </w:tc>
         <w:tc>
           <w:tcPr>
-            <w:tcW w:type="dxa" w:w="5021"/>
+            <w:tcW w:type="dxa" w:w="5595"/>
             <w:tcMar>
               <w:top w:w="40" w:type="dxa"/>
               <w:bottom w:w="40" w:type="dxa"/>
@@ -26768,7 +27341,7 @@
       <w:tr>
         <w:tc>
           <w:tcPr>
-            <w:tcW w:type="dxa" w:w="6843"/>
+            <w:tcW w:type="dxa" w:w="6614"/>
             <w:shd w:val="clear" w:fill="1F3A5F"/>
             <w:tcMar>
               <w:top w:w="40" w:type="dxa"/>
@@ -26797,7 +27370,7 @@
         </w:tc>
         <w:tc>
           <w:tcPr>
-            <w:tcW w:type="dxa" w:w="2512"/>
+            <w:tcW w:type="dxa" w:w="2740"/>
             <w:shd w:val="clear" w:fill="1F3A5F"/>
             <w:tcMar>
               <w:top w:w="40" w:type="dxa"/>
@@ -26828,49 +27401,49 @@
       <w:tr>
         <w:tc>
           <w:tcPr>
-            <w:tcW w:type="dxa" w:w="6843"/>
-            <w:tcMar>
-              <w:top w:w="40" w:type="dxa"/>
-              <w:bottom w:w="40" w:type="dxa"/>
-              <w:start w:w="80" w:type="dxa"/>
-              <w:end w:w="80" w:type="dxa"/>
-            </w:tcMar>
-          </w:tcPr>
-          <w:p>
-            <w:r>
-              <w:rPr>
-                <w:sz w:val="19"/>
-              </w:rPr>
-            </w:r>
-            <w:r>
-              <w:rPr>
-                <w:sz w:val="19"/>
-              </w:rPr>
-              <w:t>Konfirmasi posisi kepatuhan algoritma pada sistem tanpa tanda tangan elektronik</w:t>
-            </w:r>
-          </w:p>
-        </w:tc>
-        <w:tc>
-          <w:tcPr>
-            <w:tcW w:type="dxa" w:w="2512"/>
-            <w:tcMar>
-              <w:top w:w="40" w:type="dxa"/>
-              <w:bottom w:w="40" w:type="dxa"/>
-              <w:start w:w="80" w:type="dxa"/>
-              <w:end w:w="80" w:type="dxa"/>
-            </w:tcMar>
-          </w:tcPr>
-          <w:p>
-            <w:r>
-              <w:rPr>
-                <w:sz w:val="19"/>
-              </w:rPr>
-            </w:r>
-            <w:r>
-              <w:rPr>
-                <w:sz w:val="19"/>
-              </w:rPr>
-              <w:t>Dosen pembimbing</w:t>
+            <w:tcW w:type="dxa" w:w="6614"/>
+            <w:tcMar>
+              <w:top w:w="40" w:type="dxa"/>
+              <w:bottom w:w="40" w:type="dxa"/>
+              <w:start w:w="80" w:type="dxa"/>
+              <w:end w:w="80" w:type="dxa"/>
+            </w:tcMar>
+          </w:tcPr>
+          <w:p>
+            <w:r>
+              <w:rPr>
+                <w:sz w:val="19"/>
+              </w:rPr>
+            </w:r>
+            <w:r>
+              <w:rPr>
+                <w:sz w:val="19"/>
+              </w:rPr>
+              <w:t>Panjang satu slot dan jumlah slot per hari layanan</w:t>
+            </w:r>
+          </w:p>
+        </w:tc>
+        <w:tc>
+          <w:tcPr>
+            <w:tcW w:type="dxa" w:w="2740"/>
+            <w:tcMar>
+              <w:top w:w="40" w:type="dxa"/>
+              <w:bottom w:w="40" w:type="dxa"/>
+              <w:start w:w="80" w:type="dxa"/>
+              <w:end w:w="80" w:type="dxa"/>
+            </w:tcMar>
+          </w:tcPr>
+          <w:p>
+            <w:r>
+              <w:rPr>
+                <w:sz w:val="19"/>
+              </w:rPr>
+            </w:r>
+            <w:r>
+              <w:rPr>
+                <w:sz w:val="19"/>
+              </w:rPr>
+              <w:t>Perangkat desa</w:t>
             </w:r>
           </w:p>
         </w:tc>
@@ -26878,7 +27451,7 @@
       <w:tr>
         <w:tc>
           <w:tcPr>
-            <w:tcW w:type="dxa" w:w="6843"/>
+            <w:tcW w:type="dxa" w:w="6614"/>
             <w:tcMar>
               <w:top w:w="40" w:type="dxa"/>
               <w:bottom w:w="40" w:type="dxa"/>
@@ -26897,13 +27470,13 @@
               <w:rPr>
                 <w:sz w:val="19"/>
               </w:rPr>
-              <w:t>Daftar jenis layanan yang akan dibuka pada tahap awal</w:t>
-            </w:r>
-          </w:p>
-        </w:tc>
-        <w:tc>
-          <w:tcPr>
-            <w:tcW w:type="dxa" w:w="2512"/>
+              <w:t>Hari dan jam layanan, termasuk hari libur desa</w:t>
+            </w:r>
+          </w:p>
+        </w:tc>
+        <w:tc>
+          <w:tcPr>
+            <w:tcW w:type="dxa" w:w="2740"/>
             <w:tcMar>
               <w:top w:w="40" w:type="dxa"/>
               <w:bottom w:w="40" w:type="dxa"/>
@@ -26930,31 +27503,31 @@
       <w:tr>
         <w:tc>
           <w:tcPr>
-            <w:tcW w:type="dxa" w:w="6843"/>
-            <w:tcMar>
-              <w:top w:w="40" w:type="dxa"/>
-              <w:bottom w:w="40" w:type="dxa"/>
-              <w:start w:w="80" w:type="dxa"/>
-              <w:end w:w="80" w:type="dxa"/>
-            </w:tcMar>
-          </w:tcPr>
-          <w:p>
-            <w:r>
-              <w:rPr>
-                <w:sz w:val="19"/>
-              </w:rPr>
-            </w:r>
-            <w:r>
-              <w:rPr>
-                <w:sz w:val="19"/>
-              </w:rPr>
-              <w:t>Kuota harian dan jam layanan per jenis layanan</w:t>
-            </w:r>
-          </w:p>
-        </w:tc>
-        <w:tc>
-          <w:tcPr>
-            <w:tcW w:type="dxa" w:w="2512"/>
+            <w:tcW w:type="dxa" w:w="6614"/>
+            <w:tcMar>
+              <w:top w:w="40" w:type="dxa"/>
+              <w:bottom w:w="40" w:type="dxa"/>
+              <w:start w:w="80" w:type="dxa"/>
+              <w:end w:w="80" w:type="dxa"/>
+            </w:tcMar>
+          </w:tcPr>
+          <w:p>
+            <w:r>
+              <w:rPr>
+                <w:sz w:val="19"/>
+              </w:rPr>
+            </w:r>
+            <w:r>
+              <w:rPr>
+                <w:sz w:val="19"/>
+              </w:rPr>
+              <w:t>Perangkat yang akan menayangkan penampil publik di kantor</w:t>
+            </w:r>
+          </w:p>
+        </w:tc>
+        <w:tc>
+          <w:tcPr>
+            <w:tcW w:type="dxa" w:w="2740"/>
             <w:tcMar>
               <w:top w:w="40" w:type="dxa"/>
               <w:bottom w:w="40" w:type="dxa"/>
@@ -26980,7 +27553,7 @@
       <w:tr>
         <w:tc>
           <w:tcPr>
-            <w:tcW w:type="dxa" w:w="6843"/>
+            <w:tcW w:type="dxa" w:w="6614"/>
             <w:tcMar>
               <w:top w:w="40" w:type="dxa"/>
               <w:bottom w:w="40" w:type="dxa"/>
@@ -26999,13 +27572,13 @@
               <w:rPr>
                 <w:sz w:val="19"/>
               </w:rPr>
-              <w:t>Apakah pemesanan berbasis slot waktu, nomor antrean harian, atau keduanya</w:t>
-            </w:r>
-          </w:p>
-        </w:tc>
-        <w:tc>
-          <w:tcPr>
-            <w:tcW w:type="dxa" w:w="2512"/>
+              <w:t>Apakah verifikasi biometrik dipertahankan sebagai kunci akses aplikasi</w:t>
+            </w:r>
+          </w:p>
+        </w:tc>
+        <w:tc>
+          <w:tcPr>
+            <w:tcW w:type="dxa" w:w="2740"/>
             <w:tcMar>
               <w:top w:w="40" w:type="dxa"/>
               <w:bottom w:w="40" w:type="dxa"/>
@@ -27024,7 +27597,7 @@
               <w:rPr>
                 <w:sz w:val="19"/>
               </w:rPr>
-              <w:t>Perangkat desa</w:t>
+              <w:t>Pembimbing dan perangkat desa</w:t>
             </w:r>
           </w:p>
         </w:tc>
@@ -27032,64 +27605,13 @@
       <w:tr>
         <w:tc>
           <w:tcPr>
-            <w:tcW w:type="dxa" w:w="6843"/>
-            <w:tcMar>
-              <w:top w:w="40" w:type="dxa"/>
-              <w:bottom w:w="40" w:type="dxa"/>
-              <w:start w:w="80" w:type="dxa"/>
-              <w:end w:w="80" w:type="dxa"/>
-            </w:tcMar>
-          </w:tcPr>
-          <w:p>
-            <w:r>
-              <w:rPr>
-                <w:sz w:val="19"/>
-              </w:rPr>
-            </w:r>
-            <w:r>
-              <w:rPr>
-                <w:sz w:val="19"/>
-              </w:rPr>
-              <w:t>Apakah verifikasi biometrik dipertahankan sebagai kunci akses aplikasi</w:t>
-            </w:r>
-          </w:p>
-        </w:tc>
-        <w:tc>
-          <w:tcPr>
-            <w:tcW w:type="dxa" w:w="2512"/>
-            <w:tcMar>
-              <w:top w:w="40" w:type="dxa"/>
-              <w:bottom w:w="40" w:type="dxa"/>
-              <w:start w:w="80" w:type="dxa"/>
-              <w:end w:w="80" w:type="dxa"/>
-            </w:tcMar>
-          </w:tcPr>
-          <w:p>
-            <w:r>
-              <w:rPr>
-                <w:sz w:val="19"/>
-              </w:rPr>
-            </w:r>
-            <w:r>
-              <w:rPr>
-                <w:sz w:val="19"/>
-              </w:rPr>
-              <w:t>Pembimbing dan perangkat desa</w:t>
-            </w:r>
-          </w:p>
-        </w:tc>
-      </w:tr>
-      <w:tr>
-        <w:tc>
-          <w:tcPr>
-            <w:tcW w:type="dxa" w:w="6843"/>
-            <w:tcMar>
-              <w:top w:w="40" w:type="dxa"/>
-              <w:bottom w:w="40" w:type="dxa"/>
-              <w:start w:w="80" w:type="dxa"/>
-              <w:end w:w="80" w:type="dxa"/>
-            </w:tcMar>
-            <w:shd w:val="clear" w:fill="EEF2F7"/>
+            <w:tcW w:type="dxa" w:w="6614"/>
+            <w:tcMar>
+              <w:top w:w="40" w:type="dxa"/>
+              <w:bottom w:w="40" w:type="dxa"/>
+              <w:start w:w="80" w:type="dxa"/>
+              <w:end w:w="80" w:type="dxa"/>
+            </w:tcMar>
           </w:tcPr>
           <w:p>
             <w:r>
@@ -27107,14 +27629,13 @@
         </w:tc>
         <w:tc>
           <w:tcPr>
-            <w:tcW w:type="dxa" w:w="2512"/>
-            <w:tcMar>
-              <w:top w:w="40" w:type="dxa"/>
-              <w:bottom w:w="40" w:type="dxa"/>
-              <w:start w:w="80" w:type="dxa"/>
-              <w:end w:w="80" w:type="dxa"/>
-            </w:tcMar>
-            <w:shd w:val="clear" w:fill="EEF2F7"/>
+            <w:tcW w:type="dxa" w:w="2740"/>
+            <w:tcMar>
+              <w:top w:w="40" w:type="dxa"/>
+              <w:bottom w:w="40" w:type="dxa"/>
+              <w:start w:w="80" w:type="dxa"/>
+              <w:end w:w="80" w:type="dxa"/>
+            </w:tcMar>
           </w:tcPr>
           <w:p>
             <w:r>

--- a/docs/SIDESA-CM_PRD_Final.docx
+++ b/docs/SIDESA-CM_PRD_Final.docx
@@ -24179,7 +24179,7 @@
       <w:tr>
         <w:tc>
           <w:tcPr>
-            <w:tcW w:type="dxa" w:w="906"/>
+            <w:tcW w:type="dxa" w:w="916"/>
             <w:shd w:val="clear" w:fill="1F3A5F"/>
             <w:tcMar>
               <w:top w:w="40" w:type="dxa"/>
@@ -24208,7 +24208,7 @@
         </w:tc>
         <w:tc>
           <w:tcPr>
-            <w:tcW w:type="dxa" w:w="1536"/>
+            <w:tcW w:type="dxa" w:w="1570"/>
             <w:shd w:val="clear" w:fill="1F3A5F"/>
             <w:tcMar>
               <w:top w:w="40" w:type="dxa"/>
@@ -24237,7 +24237,7 @@
         </w:tc>
         <w:tc>
           <w:tcPr>
-            <w:tcW w:type="dxa" w:w="6912"/>
+            <w:tcW w:type="dxa" w:w="6869"/>
             <w:shd w:val="clear" w:fill="1F3A5F"/>
             <w:tcMar>
               <w:top w:w="40" w:type="dxa"/>
@@ -24268,7 +24268,7 @@
       <w:tr>
         <w:tc>
           <w:tcPr>
-            <w:tcW w:type="dxa" w:w="906"/>
+            <w:tcW w:type="dxa" w:w="916"/>
             <w:tcMar>
               <w:top w:w="40" w:type="dxa"/>
               <w:bottom w:w="40" w:type="dxa"/>
@@ -24292,7 +24292,7 @@
         </w:tc>
         <w:tc>
           <w:tcPr>
-            <w:tcW w:type="dxa" w:w="1536"/>
+            <w:tcW w:type="dxa" w:w="1570"/>
             <w:tcMar>
               <w:top w:w="40" w:type="dxa"/>
               <w:bottom w:w="40" w:type="dxa"/>
@@ -24316,7 +24316,7 @@
         </w:tc>
         <w:tc>
           <w:tcPr>
-            <w:tcW w:type="dxa" w:w="6912"/>
+            <w:tcW w:type="dxa" w:w="6869"/>
             <w:tcMar>
               <w:top w:w="40" w:type="dxa"/>
               <w:bottom w:w="40" w:type="dxa"/>
@@ -24342,7 +24342,7 @@
       <w:tr>
         <w:tc>
           <w:tcPr>
-            <w:tcW w:type="dxa" w:w="906"/>
+            <w:tcW w:type="dxa" w:w="916"/>
             <w:tcMar>
               <w:top w:w="40" w:type="dxa"/>
               <w:bottom w:w="40" w:type="dxa"/>
@@ -24367,7 +24367,7 @@
         </w:tc>
         <w:tc>
           <w:tcPr>
-            <w:tcW w:type="dxa" w:w="1536"/>
+            <w:tcW w:type="dxa" w:w="1570"/>
             <w:tcMar>
               <w:top w:w="40" w:type="dxa"/>
               <w:bottom w:w="40" w:type="dxa"/>
@@ -24392,7 +24392,7 @@
         </w:tc>
         <w:tc>
           <w:tcPr>
-            <w:tcW w:type="dxa" w:w="6912"/>
+            <w:tcW w:type="dxa" w:w="6869"/>
             <w:tcMar>
               <w:top w:w="40" w:type="dxa"/>
               <w:bottom w:w="40" w:type="dxa"/>
@@ -24419,7 +24419,7 @@
       <w:tr>
         <w:tc>
           <w:tcPr>
-            <w:tcW w:type="dxa" w:w="906"/>
+            <w:tcW w:type="dxa" w:w="916"/>
             <w:tcMar>
               <w:top w:w="40" w:type="dxa"/>
               <w:bottom w:w="40" w:type="dxa"/>
@@ -24443,7 +24443,7 @@
         </w:tc>
         <w:tc>
           <w:tcPr>
-            <w:tcW w:type="dxa" w:w="1536"/>
+            <w:tcW w:type="dxa" w:w="1570"/>
             <w:tcMar>
               <w:top w:w="40" w:type="dxa"/>
               <w:bottom w:w="40" w:type="dxa"/>
@@ -24467,7 +24467,7 @@
         </w:tc>
         <w:tc>
           <w:tcPr>
-            <w:tcW w:type="dxa" w:w="6912"/>
+            <w:tcW w:type="dxa" w:w="6869"/>
             <w:tcMar>
               <w:top w:w="40" w:type="dxa"/>
               <w:bottom w:w="40" w:type="dxa"/>
@@ -24493,7 +24493,7 @@
       <w:tr>
         <w:tc>
           <w:tcPr>
-            <w:tcW w:type="dxa" w:w="906"/>
+            <w:tcW w:type="dxa" w:w="916"/>
             <w:tcMar>
               <w:top w:w="40" w:type="dxa"/>
               <w:bottom w:w="40" w:type="dxa"/>
@@ -24518,7 +24518,7 @@
         </w:tc>
         <w:tc>
           <w:tcPr>
-            <w:tcW w:type="dxa" w:w="1536"/>
+            <w:tcW w:type="dxa" w:w="1570"/>
             <w:tcMar>
               <w:top w:w="40" w:type="dxa"/>
               <w:bottom w:w="40" w:type="dxa"/>
@@ -24543,7 +24543,7 @@
         </w:tc>
         <w:tc>
           <w:tcPr>
-            <w:tcW w:type="dxa" w:w="6912"/>
+            <w:tcW w:type="dxa" w:w="6869"/>
             <w:tcMar>
               <w:top w:w="40" w:type="dxa"/>
               <w:bottom w:w="40" w:type="dxa"/>
@@ -24562,7 +24562,7 @@
               <w:rPr>
                 <w:sz w:val="19"/>
               </w:rPr>
-              <w:t>Infrastruktur bersama terpasang; subsistem antrean dan penyatuan kripto pada satu primitif sedang dikerjakan</w:t>
+              <w:t>Infrastruktur bersama dan penyatuan kripto pada satu primitif selesai; subsistem antrean belum dikerjakan</w:t>
             </w:r>
           </w:p>
         </w:tc>
@@ -24570,7 +24570,7 @@
       <w:tr>
         <w:tc>
           <w:tcPr>
-            <w:tcW w:type="dxa" w:w="906"/>
+            <w:tcW w:type="dxa" w:w="916"/>
             <w:tcMar>
               <w:top w:w="40" w:type="dxa"/>
               <w:bottom w:w="40" w:type="dxa"/>
@@ -24594,7 +24594,7 @@
         </w:tc>
         <w:tc>
           <w:tcPr>
-            <w:tcW w:type="dxa" w:w="1536"/>
+            <w:tcW w:type="dxa" w:w="1570"/>
             <w:tcMar>
               <w:top w:w="40" w:type="dxa"/>
               <w:bottom w:w="40" w:type="dxa"/>
@@ -24618,25 +24618,25 @@
         </w:tc>
         <w:tc>
           <w:tcPr>
-            <w:tcW w:type="dxa" w:w="6912"/>
-            <w:tcMar>
-              <w:top w:w="40" w:type="dxa"/>
-              <w:bottom w:w="40" w:type="dxa"/>
-              <w:start w:w="80" w:type="dxa"/>
-              <w:end w:w="80" w:type="dxa"/>
-            </w:tcMar>
-          </w:tcPr>
-          <w:p>
-            <w:r>
-              <w:rPr>
-                <w:sz w:val="19"/>
-              </w:rPr>
-            </w:r>
-            <w:r>
-              <w:rPr>
-                <w:sz w:val="19"/>
-              </w:rPr>
-              <w:t>Metodologi dan rangkaian pengujian terpasang; verifikasi subsistem antrean menyusul</w:t>
+            <w:tcW w:type="dxa" w:w="6869"/>
+            <w:tcMar>
+              <w:top w:w="40" w:type="dxa"/>
+              <w:bottom w:w="40" w:type="dxa"/>
+              <w:start w:w="80" w:type="dxa"/>
+              <w:end w:w="80" w:type="dxa"/>
+            </w:tcMar>
+          </w:tcPr>
+          <w:p>
+            <w:r>
+              <w:rPr>
+                <w:sz w:val="19"/>
+              </w:rPr>
+            </w:r>
+            <w:r>
+              <w:rPr>
+                <w:sz w:val="19"/>
+              </w:rPr>
+              <w:t>168 pengujian otomatis terpasang, separuhnya negatif; verifikasi subsistem antrean menyusul</w:t>
             </w:r>
           </w:p>
         </w:tc>
@@ -24644,7 +24644,7 @@
       <w:tr>
         <w:tc>
           <w:tcPr>
-            <w:tcW w:type="dxa" w:w="906"/>
+            <w:tcW w:type="dxa" w:w="916"/>
             <w:tcMar>
               <w:top w:w="40" w:type="dxa"/>
               <w:bottom w:w="40" w:type="dxa"/>
@@ -24669,7 +24669,7 @@
         </w:tc>
         <w:tc>
           <w:tcPr>
-            <w:tcW w:type="dxa" w:w="1536"/>
+            <w:tcW w:type="dxa" w:w="1570"/>
             <w:tcMar>
               <w:top w:w="40" w:type="dxa"/>
               <w:bottom w:w="40" w:type="dxa"/>
@@ -24694,7 +24694,7 @@
         </w:tc>
         <w:tc>
           <w:tcPr>
-            <w:tcW w:type="dxa" w:w="6912"/>
+            <w:tcW w:type="dxa" w:w="6869"/>
             <w:tcMar>
               <w:top w:w="40" w:type="dxa"/>
               <w:bottom w:w="40" w:type="dxa"/>
@@ -24721,7 +24721,7 @@
       <w:tr>
         <w:tc>
           <w:tcPr>
-            <w:tcW w:type="dxa" w:w="906"/>
+            <w:tcW w:type="dxa" w:w="916"/>
             <w:tcMar>
               <w:top w:w="40" w:type="dxa"/>
               <w:bottom w:w="40" w:type="dxa"/>
@@ -24745,7 +24745,7 @@
         </w:tc>
         <w:tc>
           <w:tcPr>
-            <w:tcW w:type="dxa" w:w="1536"/>
+            <w:tcW w:type="dxa" w:w="1570"/>
             <w:tcMar>
               <w:top w:w="40" w:type="dxa"/>
               <w:bottom w:w="40" w:type="dxa"/>
@@ -24769,7 +24769,7 @@
         </w:tc>
         <w:tc>
           <w:tcPr>
-            <w:tcW w:type="dxa" w:w="6912"/>
+            <w:tcW w:type="dxa" w:w="6869"/>
             <w:tcMar>
               <w:top w:w="40" w:type="dxa"/>
               <w:bottom w:w="40" w:type="dxa"/>
@@ -26614,7 +26614,43 @@
         <w:jc w:val="both"/>
       </w:pPr>
       <w:r>
-        <w:t>Pekerjaan yang sedang dan akan dikerjakan: penyatuan seluruh gerbang kriptografis pada satu primitif bukti-pengetahuan Schnorr, serta pembangunan subsistem antrean secara penuh.</w:t>
+        <w:rPr>
+          <w:b/>
+        </w:rPr>
+        <w:t>Penyatuan seluruh gerbang kriptografis pada satu primitif telah selesai dan tergabung</w:t>
+      </w:r>
+      <w:r>
+        <w:t xml:space="preserve"> (commit </w:t>
+      </w:r>
+      <w:r>
+        <w:rPr>
+          <w:rFonts w:ascii="Consolas" w:hAnsi="Consolas"/>
+          <w:color w:val="B03060"/>
+          <w:sz w:val="19"/>
+        </w:rPr>
+        <w:t>a616fef</w:t>
+      </w:r>
+      <w:r>
+        <w:t>). Autentikasi, pendaftaran perangkat, dan verifikasi kelayakan kini seluruhnya bertumpu pada bukti-pengetahuan Schnorr dan hanya dibedakan oleh konteks yang mengikat masing-masing bukti. Ketiganya menolak masukan cacat secara seragam pada batas masukan, dan sebuah pengujian penjaga menegakkan bahwa gerbang tidak dapat kembali memakai tanda tangan tanpa terdeteksi. Seluruhnya ditegakkan oleh 168 pengujian otomatis.</w:t>
+      </w:r>
+    </w:p>
+    <w:p>
+      <w:pPr>
+        <w:jc w:val="both"/>
+      </w:pPr>
+      <w:r>
+        <w:t xml:space="preserve">Pekerjaan berikutnya: penghapusan subsistem surat beserta sisa ECDSA yang masih berada di kode, lalu pembangunan subsistem antrean secara penuh. Rincian keadaan kode ada pada </w:t>
+      </w:r>
+      <w:r>
+        <w:rPr>
+          <w:rFonts w:ascii="Consolas" w:hAnsi="Consolas"/>
+          <w:color w:val="B03060"/>
+          <w:sz w:val="19"/>
+        </w:rPr>
+        <w:t>docs/ARSITEKTUR.md</w:t>
+      </w:r>
+      <w:r>
+        <w:t>.</w:t>
       </w:r>
     </w:p>
     <w:p>
@@ -26634,14 +26670,15 @@
         <w:tblLook w:firstColumn="1" w:firstRow="1" w:lastColumn="0" w:lastRow="0" w:noHBand="0" w:noVBand="1" w:val="04A0"/>
       </w:tblPr>
       <w:tblGrid>
-        <w:gridCol w:w="3118"/>
-        <w:gridCol w:w="3118"/>
-        <w:gridCol w:w="3118"/>
+        <w:gridCol w:w="2338"/>
+        <w:gridCol w:w="2338"/>
+        <w:gridCol w:w="2338"/>
+        <w:gridCol w:w="2338"/>
       </w:tblGrid>
       <w:tr>
         <w:tc>
           <w:tcPr>
-            <w:tcW w:type="dxa" w:w="858"/>
+            <w:tcW w:type="dxa" w:w="853"/>
             <w:shd w:val="clear" w:fill="1F3A5F"/>
             <w:tcMar>
               <w:top w:w="40" w:type="dxa"/>
@@ -26670,7 +26707,7 @@
         </w:tc>
         <w:tc>
           <w:tcPr>
-            <w:tcW w:type="dxa" w:w="5007"/>
+            <w:tcW w:type="dxa" w:w="4167"/>
             <w:shd w:val="clear" w:fill="1F3A5F"/>
             <w:tcMar>
               <w:top w:w="40" w:type="dxa"/>
@@ -26699,7 +26736,7 @@
         </w:tc>
         <w:tc>
           <w:tcPr>
-            <w:tcW w:type="dxa" w:w="3489"/>
+            <w:tcW w:type="dxa" w:w="3367"/>
             <w:shd w:val="clear" w:fill="1F3A5F"/>
             <w:tcMar>
               <w:top w:w="40" w:type="dxa"/>
@@ -26726,11 +26763,40 @@
             </w:r>
           </w:p>
         </w:tc>
+        <w:tc>
+          <w:tcPr>
+            <w:tcW w:type="dxa" w:w="968"/>
+            <w:shd w:val="clear" w:fill="1F3A5F"/>
+            <w:tcMar>
+              <w:top w:w="40" w:type="dxa"/>
+              <w:bottom w:w="40" w:type="dxa"/>
+              <w:start w:w="80" w:type="dxa"/>
+              <w:end w:w="80" w:type="dxa"/>
+            </w:tcMar>
+          </w:tcPr>
+          <w:p>
+            <w:r>
+              <w:rPr>
+                <w:b/>
+                <w:color w:val="FFFFFF"/>
+                <w:sz w:val="20"/>
+              </w:rPr>
+            </w:r>
+            <w:r>
+              <w:rPr>
+                <w:b/>
+                <w:color w:val="FFFFFF"/>
+                <w:sz w:val="20"/>
+              </w:rPr>
+              <w:t>Status</w:t>
+            </w:r>
+          </w:p>
+        </w:tc>
       </w:tr>
       <w:tr>
         <w:tc>
           <w:tcPr>
-            <w:tcW w:type="dxa" w:w="858"/>
+            <w:tcW w:type="dxa" w:w="853"/>
             <w:tcMar>
               <w:top w:w="40" w:type="dxa"/>
               <w:bottom w:w="40" w:type="dxa"/>
@@ -26754,7 +26820,7 @@
         </w:tc>
         <w:tc>
           <w:tcPr>
-            <w:tcW w:type="dxa" w:w="5007"/>
+            <w:tcW w:type="dxa" w:w="4167"/>
             <w:tcMar>
               <w:top w:w="40" w:type="dxa"/>
               <w:bottom w:w="40" w:type="dxa"/>
@@ -26778,25 +26844,70 @@
         </w:tc>
         <w:tc>
           <w:tcPr>
-            <w:tcW w:type="dxa" w:w="3489"/>
-            <w:tcMar>
-              <w:top w:w="40" w:type="dxa"/>
-              <w:bottom w:w="40" w:type="dxa"/>
-              <w:start w:w="80" w:type="dxa"/>
-              <w:end w:w="80" w:type="dxa"/>
-            </w:tcMar>
-          </w:tcPr>
-          <w:p>
-            <w:r>
-              <w:rPr>
-                <w:sz w:val="19"/>
-              </w:rPr>
-            </w:r>
-            <w:r>
-              <w:rPr>
-                <w:sz w:val="19"/>
-              </w:rPr>
-              <w:t>Pustaka dan peladen dengan satu primitif; uji interoperabilitas hijau</w:t>
+            <w:tcW w:type="dxa" w:w="3367"/>
+            <w:tcMar>
+              <w:top w:w="40" w:type="dxa"/>
+              <w:bottom w:w="40" w:type="dxa"/>
+              <w:start w:w="80" w:type="dxa"/>
+              <w:end w:w="80" w:type="dxa"/>
+            </w:tcMar>
+          </w:tcPr>
+          <w:p>
+            <w:r>
+              <w:rPr>
+                <w:sz w:val="19"/>
+              </w:rPr>
+            </w:r>
+            <w:r>
+              <w:rPr>
+                <w:sz w:val="19"/>
+              </w:rPr>
+              <w:t>Pustaka, peladen, dan aplikasi dengan satu primitif; uji interoperabilitas hijau</w:t>
+            </w:r>
+          </w:p>
+        </w:tc>
+        <w:tc>
+          <w:tcPr>
+            <w:tcW w:type="dxa" w:w="968"/>
+            <w:tcMar>
+              <w:top w:w="40" w:type="dxa"/>
+              <w:bottom w:w="40" w:type="dxa"/>
+              <w:start w:w="80" w:type="dxa"/>
+              <w:end w:w="80" w:type="dxa"/>
+            </w:tcMar>
+          </w:tcPr>
+          <w:p>
+            <w:r>
+              <w:rPr>
+                <w:sz w:val="19"/>
+              </w:rPr>
+            </w:r>
+            <w:r>
+              <w:rPr>
+                <w:b/>
+                <w:sz w:val="19"/>
+              </w:rPr>
+              <w:t>Selesai</w:t>
+            </w:r>
+            <w:r>
+              <w:rPr>
+                <w:sz w:val="19"/>
+              </w:rPr>
+              <w:t xml:space="preserve"> (</w:t>
+            </w:r>
+            <w:r>
+              <w:rPr>
+                <w:rFonts w:ascii="Consolas" w:hAnsi="Consolas"/>
+                <w:color w:val="B03060"/>
+                <w:sz w:val="19"/>
+              </w:rPr>
+              <w:t>a616fef</w:t>
+            </w:r>
+            <w:r>
+              <w:rPr>
+                <w:sz w:val="19"/>
+              </w:rPr>
+              <w:t>)</w:t>
             </w:r>
           </w:p>
         </w:tc>
@@ -26804,7 +26915,7 @@
       <w:tr>
         <w:tc>
           <w:tcPr>
-            <w:tcW w:type="dxa" w:w="858"/>
+            <w:tcW w:type="dxa" w:w="853"/>
             <w:tcMar>
               <w:top w:w="40" w:type="dxa"/>
               <w:bottom w:w="40" w:type="dxa"/>
@@ -26829,7 +26940,7 @@
         </w:tc>
         <w:tc>
           <w:tcPr>
-            <w:tcW w:type="dxa" w:w="5007"/>
+            <w:tcW w:type="dxa" w:w="4167"/>
             <w:tcMar>
               <w:top w:w="40" w:type="dxa"/>
               <w:bottom w:w="40" w:type="dxa"/>
@@ -26848,13 +26959,13 @@
               <w:rPr>
                 <w:sz w:val="19"/>
               </w:rPr>
-              <w:t>Subsistem antrean: jenis layanan, jadwal dan kuota, tiket dan nomor antrean, papan operator</w:t>
-            </w:r>
-          </w:p>
-        </w:tc>
-        <w:tc>
-          <w:tcPr>
-            <w:tcW w:type="dxa" w:w="3489"/>
+              <w:t>Penghapusan subsistem surat, ECDSA, pembuatan PDF/QR, dan keystore hardware yang tersisa</w:t>
+            </w:r>
+          </w:p>
+        </w:tc>
+        <w:tc>
+          <w:tcPr>
+            <w:tcW w:type="dxa" w:w="3367"/>
             <w:tcMar>
               <w:top w:w="40" w:type="dxa"/>
               <w:bottom w:w="40" w:type="dxa"/>
@@ -26873,7 +26984,32 @@
               <w:rPr>
                 <w:sz w:val="19"/>
               </w:rPr>
-              <w:t>Alur pesan hingga dilayani berfungsi menyeluruh</w:t>
+              <w:t>Kode bersih dari primitif kedua</w:t>
+            </w:r>
+          </w:p>
+        </w:tc>
+        <w:tc>
+          <w:tcPr>
+            <w:tcW w:type="dxa" w:w="968"/>
+            <w:tcMar>
+              <w:top w:w="40" w:type="dxa"/>
+              <w:bottom w:w="40" w:type="dxa"/>
+              <w:start w:w="80" w:type="dxa"/>
+              <w:end w:w="80" w:type="dxa"/>
+            </w:tcMar>
+            <w:shd w:val="clear" w:fill="EEF2F7"/>
+          </w:tcPr>
+          <w:p>
+            <w:r>
+              <w:rPr>
+                <w:sz w:val="19"/>
+              </w:rPr>
+            </w:r>
+            <w:r>
+              <w:rPr>
+                <w:sz w:val="19"/>
+              </w:rPr>
+              <w:t>Siap dikerjakan</w:t>
             </w:r>
           </w:p>
         </w:tc>
@@ -26881,7 +27017,7 @@
       <w:tr>
         <w:tc>
           <w:tcPr>
-            <w:tcW w:type="dxa" w:w="858"/>
+            <w:tcW w:type="dxa" w:w="853"/>
             <w:tcMar>
               <w:top w:w="40" w:type="dxa"/>
               <w:bottom w:w="40" w:type="dxa"/>
@@ -26905,49 +27041,73 @@
         </w:tc>
         <w:tc>
           <w:tcPr>
-            <w:tcW w:type="dxa" w:w="5007"/>
-            <w:tcMar>
-              <w:top w:w="40" w:type="dxa"/>
-              <w:bottom w:w="40" w:type="dxa"/>
-              <w:start w:w="80" w:type="dxa"/>
-              <w:end w:w="80" w:type="dxa"/>
-            </w:tcMar>
-          </w:tcPr>
-          <w:p>
-            <w:r>
-              <w:rPr>
-                <w:sz w:val="19"/>
-              </w:rPr>
-            </w:r>
-            <w:r>
-              <w:rPr>
-                <w:sz w:val="19"/>
-              </w:rPr>
-              <w:t>Status berjalan, estimasi tunggu, check-in, riwayat dan rekapitulasi</w:t>
-            </w:r>
-          </w:p>
-        </w:tc>
-        <w:tc>
-          <w:tcPr>
-            <w:tcW w:type="dxa" w:w="3489"/>
-            <w:tcMar>
-              <w:top w:w="40" w:type="dxa"/>
-              <w:bottom w:w="40" w:type="dxa"/>
-              <w:start w:w="80" w:type="dxa"/>
-              <w:end w:w="80" w:type="dxa"/>
-            </w:tcMar>
-          </w:tcPr>
-          <w:p>
-            <w:r>
-              <w:rPr>
-                <w:sz w:val="19"/>
-              </w:rPr>
-            </w:r>
-            <w:r>
-              <w:rPr>
-                <w:sz w:val="19"/>
-              </w:rPr>
-              <w:t>Pengalaman warga dan laporan operator lengkap</w:t>
+            <w:tcW w:type="dxa" w:w="4167"/>
+            <w:tcMar>
+              <w:top w:w="40" w:type="dxa"/>
+              <w:bottom w:w="40" w:type="dxa"/>
+              <w:start w:w="80" w:type="dxa"/>
+              <w:end w:w="80" w:type="dxa"/>
+            </w:tcMar>
+          </w:tcPr>
+          <w:p>
+            <w:r>
+              <w:rPr>
+                <w:sz w:val="19"/>
+              </w:rPr>
+            </w:r>
+            <w:r>
+              <w:rPr>
+                <w:sz w:val="19"/>
+              </w:rPr>
+              <w:t>Subsistem antrean: jenis layanan, jadwal dan kuota, tiket dan nomor antrean, papan operator</w:t>
+            </w:r>
+          </w:p>
+        </w:tc>
+        <w:tc>
+          <w:tcPr>
+            <w:tcW w:type="dxa" w:w="3367"/>
+            <w:tcMar>
+              <w:top w:w="40" w:type="dxa"/>
+              <w:bottom w:w="40" w:type="dxa"/>
+              <w:start w:w="80" w:type="dxa"/>
+              <w:end w:w="80" w:type="dxa"/>
+            </w:tcMar>
+          </w:tcPr>
+          <w:p>
+            <w:r>
+              <w:rPr>
+                <w:sz w:val="19"/>
+              </w:rPr>
+            </w:r>
+            <w:r>
+              <w:rPr>
+                <w:sz w:val="19"/>
+              </w:rPr>
+              <w:t>Alur pesan hingga dilayani berfungsi menyeluruh</w:t>
+            </w:r>
+          </w:p>
+        </w:tc>
+        <w:tc>
+          <w:tcPr>
+            <w:tcW w:type="dxa" w:w="968"/>
+            <w:tcMar>
+              <w:top w:w="40" w:type="dxa"/>
+              <w:bottom w:w="40" w:type="dxa"/>
+              <w:start w:w="80" w:type="dxa"/>
+              <w:end w:w="80" w:type="dxa"/>
+            </w:tcMar>
+          </w:tcPr>
+          <w:p>
+            <w:r>
+              <w:rPr>
+                <w:sz w:val="19"/>
+              </w:rPr>
+            </w:r>
+            <w:r>
+              <w:rPr>
+                <w:sz w:val="19"/>
+              </w:rPr>
+              <w:t>Menunggu wawancara desa</w:t>
             </w:r>
           </w:p>
         </w:tc>
@@ -26955,7 +27115,7 @@
       <w:tr>
         <w:tc>
           <w:tcPr>
-            <w:tcW w:type="dxa" w:w="858"/>
+            <w:tcW w:type="dxa" w:w="853"/>
             <w:tcMar>
               <w:top w:w="40" w:type="dxa"/>
               <w:bottom w:w="40" w:type="dxa"/>
@@ -26980,7 +27140,7 @@
         </w:tc>
         <w:tc>
           <w:tcPr>
-            <w:tcW w:type="dxa" w:w="5007"/>
+            <w:tcW w:type="dxa" w:w="4167"/>
             <w:tcMar>
               <w:top w:w="40" w:type="dxa"/>
               <w:bottom w:w="40" w:type="dxa"/>
@@ -26999,13 +27159,13 @@
               <w:rPr>
                 <w:sz w:val="19"/>
               </w:rPr>
-              <w:t>Penyambungan notifikasi antrean pada infrastruktur notifikasi</w:t>
-            </w:r>
-          </w:p>
-        </w:tc>
-        <w:tc>
-          <w:tcPr>
-            <w:tcW w:type="dxa" w:w="3489"/>
+              <w:t>Status berjalan, estimasi tunggu, check-in, riwayat dan rekapitulasi</w:t>
+            </w:r>
+          </w:p>
+        </w:tc>
+        <w:tc>
+          <w:tcPr>
+            <w:tcW w:type="dxa" w:w="3367"/>
             <w:tcMar>
               <w:top w:w="40" w:type="dxa"/>
               <w:bottom w:w="40" w:type="dxa"/>
@@ -27024,7 +27184,32 @@
               <w:rPr>
                 <w:sz w:val="19"/>
               </w:rPr>
-              <w:t>Pemberitahuan giliran dan perubahan jadwal</w:t>
+              <w:t>Pengalaman warga dan laporan operator lengkap</w:t>
+            </w:r>
+          </w:p>
+        </w:tc>
+        <w:tc>
+          <w:tcPr>
+            <w:tcW w:type="dxa" w:w="968"/>
+            <w:tcMar>
+              <w:top w:w="40" w:type="dxa"/>
+              <w:bottom w:w="40" w:type="dxa"/>
+              <w:start w:w="80" w:type="dxa"/>
+              <w:end w:w="80" w:type="dxa"/>
+            </w:tcMar>
+            <w:shd w:val="clear" w:fill="EEF2F7"/>
+          </w:tcPr>
+          <w:p>
+            <w:r>
+              <w:rPr>
+                <w:sz w:val="19"/>
+              </w:rPr>
+            </w:r>
+            <w:r>
+              <w:rPr>
+                <w:sz w:val="19"/>
+              </w:rPr>
+              <w:t>Terencana</w:t>
             </w:r>
           </w:p>
         </w:tc>
@@ -27032,7 +27217,7 @@
       <w:tr>
         <w:tc>
           <w:tcPr>
-            <w:tcW w:type="dxa" w:w="858"/>
+            <w:tcW w:type="dxa" w:w="853"/>
             <w:tcMar>
               <w:top w:w="40" w:type="dxa"/>
               <w:bottom w:w="40" w:type="dxa"/>
@@ -27056,49 +27241,73 @@
         </w:tc>
         <w:tc>
           <w:tcPr>
-            <w:tcW w:type="dxa" w:w="5007"/>
-            <w:tcMar>
-              <w:top w:w="40" w:type="dxa"/>
-              <w:bottom w:w="40" w:type="dxa"/>
-              <w:start w:w="80" w:type="dxa"/>
-              <w:end w:w="80" w:type="dxa"/>
-            </w:tcMar>
-          </w:tcPr>
-          <w:p>
-            <w:r>
-              <w:rPr>
-                <w:sz w:val="19"/>
-              </w:rPr>
-            </w:r>
-            <w:r>
-              <w:rPr>
-                <w:sz w:val="19"/>
-              </w:rPr>
-              <w:t>Pengerasan rilis: TLS, pencabutan kunci, prosedur tata kelola</w:t>
-            </w:r>
-          </w:p>
-        </w:tc>
-        <w:tc>
-          <w:tcPr>
-            <w:tcW w:type="dxa" w:w="3489"/>
-            <w:tcMar>
-              <w:top w:w="40" w:type="dxa"/>
-              <w:bottom w:w="40" w:type="dxa"/>
-              <w:start w:w="80" w:type="dxa"/>
-              <w:end w:w="80" w:type="dxa"/>
-            </w:tcMar>
-          </w:tcPr>
-          <w:p>
-            <w:r>
-              <w:rPr>
-                <w:sz w:val="19"/>
-              </w:rPr>
-            </w:r>
-            <w:r>
-              <w:rPr>
-                <w:sz w:val="19"/>
-              </w:rPr>
-              <w:t>Siap gelar terbatas</w:t>
+            <w:tcW w:type="dxa" w:w="4167"/>
+            <w:tcMar>
+              <w:top w:w="40" w:type="dxa"/>
+              <w:bottom w:w="40" w:type="dxa"/>
+              <w:start w:w="80" w:type="dxa"/>
+              <w:end w:w="80" w:type="dxa"/>
+            </w:tcMar>
+          </w:tcPr>
+          <w:p>
+            <w:r>
+              <w:rPr>
+                <w:sz w:val="19"/>
+              </w:rPr>
+            </w:r>
+            <w:r>
+              <w:rPr>
+                <w:sz w:val="19"/>
+              </w:rPr>
+              <w:t>Penyambungan notifikasi antrean pada infrastruktur notifikasi</w:t>
+            </w:r>
+          </w:p>
+        </w:tc>
+        <w:tc>
+          <w:tcPr>
+            <w:tcW w:type="dxa" w:w="3367"/>
+            <w:tcMar>
+              <w:top w:w="40" w:type="dxa"/>
+              <w:bottom w:w="40" w:type="dxa"/>
+              <w:start w:w="80" w:type="dxa"/>
+              <w:end w:w="80" w:type="dxa"/>
+            </w:tcMar>
+          </w:tcPr>
+          <w:p>
+            <w:r>
+              <w:rPr>
+                <w:sz w:val="19"/>
+              </w:rPr>
+            </w:r>
+            <w:r>
+              <w:rPr>
+                <w:sz w:val="19"/>
+              </w:rPr>
+              <w:t>Pemberitahuan giliran dan perubahan jadwal</w:t>
+            </w:r>
+          </w:p>
+        </w:tc>
+        <w:tc>
+          <w:tcPr>
+            <w:tcW w:type="dxa" w:w="968"/>
+            <w:tcMar>
+              <w:top w:w="40" w:type="dxa"/>
+              <w:bottom w:w="40" w:type="dxa"/>
+              <w:start w:w="80" w:type="dxa"/>
+              <w:end w:w="80" w:type="dxa"/>
+            </w:tcMar>
+          </w:tcPr>
+          <w:p>
+            <w:r>
+              <w:rPr>
+                <w:sz w:val="19"/>
+              </w:rPr>
+            </w:r>
+            <w:r>
+              <w:rPr>
+                <w:sz w:val="19"/>
+              </w:rPr>
+              <w:t>Terencana</w:t>
             </w:r>
           </w:p>
         </w:tc>
@@ -27106,7 +27315,7 @@
       <w:tr>
         <w:tc>
           <w:tcPr>
-            <w:tcW w:type="dxa" w:w="858"/>
+            <w:tcW w:type="dxa" w:w="853"/>
             <w:tcMar>
               <w:top w:w="40" w:type="dxa"/>
               <w:bottom w:w="40" w:type="dxa"/>
@@ -27131,7 +27340,7 @@
         </w:tc>
         <w:tc>
           <w:tcPr>
-            <w:tcW w:type="dxa" w:w="5007"/>
+            <w:tcW w:type="dxa" w:w="4167"/>
             <w:tcMar>
               <w:top w:w="40" w:type="dxa"/>
               <w:bottom w:w="40" w:type="dxa"/>
@@ -27150,20 +27359,132 @@
               <w:rPr>
                 <w:sz w:val="19"/>
               </w:rPr>
+              <w:t xml:space="preserve">Pengerasan rilis: TLS, </w:t>
+            </w:r>
+            <w:r>
+              <w:rPr>
+                <w:i/>
+                <w:sz w:val="19"/>
+              </w:rPr>
+              <w:t>pepper</w:t>
+            </w:r>
+            <w:r>
+              <w:rPr>
+                <w:sz w:val="19"/>
+              </w:rPr>
+              <w:t xml:space="preserve"> komitmen NIK, pencabutan kunci, prosedur tata kelola</w:t>
+            </w:r>
+          </w:p>
+        </w:tc>
+        <w:tc>
+          <w:tcPr>
+            <w:tcW w:type="dxa" w:w="3367"/>
+            <w:tcMar>
+              <w:top w:w="40" w:type="dxa"/>
+              <w:bottom w:w="40" w:type="dxa"/>
+              <w:start w:w="80" w:type="dxa"/>
+              <w:end w:w="80" w:type="dxa"/>
+            </w:tcMar>
+            <w:shd w:val="clear" w:fill="EEF2F7"/>
+          </w:tcPr>
+          <w:p>
+            <w:r>
+              <w:rPr>
+                <w:sz w:val="19"/>
+              </w:rPr>
+            </w:r>
+            <w:r>
+              <w:rPr>
+                <w:sz w:val="19"/>
+              </w:rPr>
+              <w:t>Siap gelar terbatas</w:t>
+            </w:r>
+          </w:p>
+        </w:tc>
+        <w:tc>
+          <w:tcPr>
+            <w:tcW w:type="dxa" w:w="968"/>
+            <w:tcMar>
+              <w:top w:w="40" w:type="dxa"/>
+              <w:bottom w:w="40" w:type="dxa"/>
+              <w:start w:w="80" w:type="dxa"/>
+              <w:end w:w="80" w:type="dxa"/>
+            </w:tcMar>
+            <w:shd w:val="clear" w:fill="EEF2F7"/>
+          </w:tcPr>
+          <w:p>
+            <w:r>
+              <w:rPr>
+                <w:sz w:val="19"/>
+              </w:rPr>
+            </w:r>
+            <w:r>
+              <w:rPr>
+                <w:sz w:val="19"/>
+              </w:rPr>
+              <w:t>Terencana</w:t>
+            </w:r>
+          </w:p>
+        </w:tc>
+      </w:tr>
+      <w:tr>
+        <w:tc>
+          <w:tcPr>
+            <w:tcW w:type="dxa" w:w="853"/>
+            <w:tcMar>
+              <w:top w:w="40" w:type="dxa"/>
+              <w:bottom w:w="40" w:type="dxa"/>
+              <w:start w:w="80" w:type="dxa"/>
+              <w:end w:w="80" w:type="dxa"/>
+            </w:tcMar>
+          </w:tcPr>
+          <w:p>
+            <w:r>
+              <w:rPr>
+                <w:sz w:val="19"/>
+              </w:rPr>
+            </w:r>
+            <w:r>
+              <w:rPr>
+                <w:sz w:val="19"/>
+              </w:rPr>
+              <w:t>Tahap 7</w:t>
+            </w:r>
+          </w:p>
+        </w:tc>
+        <w:tc>
+          <w:tcPr>
+            <w:tcW w:type="dxa" w:w="4167"/>
+            <w:tcMar>
+              <w:top w:w="40" w:type="dxa"/>
+              <w:bottom w:w="40" w:type="dxa"/>
+              <w:start w:w="80" w:type="dxa"/>
+              <w:end w:w="80" w:type="dxa"/>
+            </w:tcMar>
+          </w:tcPr>
+          <w:p>
+            <w:r>
+              <w:rPr>
+                <w:sz w:val="19"/>
+              </w:rPr>
+            </w:r>
+            <w:r>
+              <w:rPr>
+                <w:sz w:val="19"/>
+              </w:rPr>
               <w:t>Uji lapangan bersama perangkat desa, pelatihan, dan serah terima</w:t>
             </w:r>
           </w:p>
         </w:tc>
         <w:tc>
           <w:tcPr>
-            <w:tcW w:type="dxa" w:w="3489"/>
-            <w:tcMar>
-              <w:top w:w="40" w:type="dxa"/>
-              <w:bottom w:w="40" w:type="dxa"/>
-              <w:start w:w="80" w:type="dxa"/>
-              <w:end w:w="80" w:type="dxa"/>
-            </w:tcMar>
-            <w:shd w:val="clear" w:fill="EEF2F7"/>
+            <w:tcW w:type="dxa" w:w="3367"/>
+            <w:tcMar>
+              <w:top w:w="40" w:type="dxa"/>
+              <w:bottom w:w="40" w:type="dxa"/>
+              <w:start w:w="80" w:type="dxa"/>
+              <w:end w:w="80" w:type="dxa"/>
+            </w:tcMar>
           </w:tcPr>
           <w:p>
             <w:r>
@@ -27176,6 +27497,30 @@
                 <w:sz w:val="19"/>
               </w:rPr>
               <w:t>Umpan balik keterpakaian dan dokumen serah terima</w:t>
+            </w:r>
+          </w:p>
+        </w:tc>
+        <w:tc>
+          <w:tcPr>
+            <w:tcW w:type="dxa" w:w="968"/>
+            <w:tcMar>
+              <w:top w:w="40" w:type="dxa"/>
+              <w:bottom w:w="40" w:type="dxa"/>
+              <w:start w:w="80" w:type="dxa"/>
+              <w:end w:w="80" w:type="dxa"/>
+            </w:tcMar>
+          </w:tcPr>
+          <w:p>
+            <w:r>
+              <w:rPr>
+                <w:sz w:val="19"/>
+              </w:rPr>
+            </w:r>
+            <w:r>
+              <w:rPr>
+                <w:sz w:val="19"/>
+              </w:rPr>
+              <w:t>Terencana</w:t>
             </w:r>
           </w:p>
         </w:tc>
